--- a/Knowledge/3-Work knowledge/1-Software Engineering/2-General Technologies/9-Databases/5-My Source/2-SQL/2-SQL Commands - DDL/3-SQL Table Commands.docx
+++ b/Knowledge/3-Work knowledge/1-Software Engineering/2-General Technologies/9-Databases/5-My Source/2-SQL/2-SQL Commands - DDL/3-SQL Table Commands.docx
@@ -13,13 +13,14 @@
     <w:p>
       <w:pPr>
         <w:rPr>
-          <w:rFonts w:ascii="Roboto Mono" w:hAnsi="Roboto Mono"/>
+          <w:rFonts w:ascii="Arial" w:hAnsi="Arial" w:cs="Arial"/>
           <w:b/>
           <w:bCs/>
         </w:rPr>
       </w:pPr>
       <w:r>
         <w:rPr>
+          <w:rFonts w:ascii="Arial" w:hAnsi="Arial" w:cs="Arial"/>
           <w:b/>
           <w:color w:val="000000"/>
           <w:sz w:val="18"/>
@@ -29,14 +30,36 @@
       </w:r>
       <w:r>
         <w:rPr>
-          <w:color w:val="000000"/>
-          <w:sz w:val="18"/>
-          <w:highlight w:val="lightGray"/>
-        </w:rPr>
-        <w:t xml:space="preserve">: Persons Table -&gt; ID Column: 1, Name_En Column: Motasem Essam] -&gt; </w:t>
-      </w:r>
-      <w:r>
-        <w:rPr>
+          <w:rFonts w:ascii="Arial" w:hAnsi="Arial" w:cs="Arial"/>
+          <w:color w:val="000000"/>
+          <w:sz w:val="18"/>
+          <w:highlight w:val="lightGray"/>
+        </w:rPr>
+        <w:t xml:space="preserve">: Persons Table -&gt; ID Column: 1, </w:t>
+      </w:r>
+      <w:proofErr w:type="spellStart"/>
+      <w:r>
+        <w:rPr>
+          <w:rFonts w:ascii="Arial" w:hAnsi="Arial" w:cs="Arial"/>
+          <w:color w:val="000000"/>
+          <w:sz w:val="18"/>
+          <w:highlight w:val="lightGray"/>
+        </w:rPr>
+        <w:t>Name_En</w:t>
+      </w:r>
+      <w:proofErr w:type="spellEnd"/>
+      <w:r>
+        <w:rPr>
+          <w:rFonts w:ascii="Arial" w:hAnsi="Arial" w:cs="Arial"/>
+          <w:color w:val="000000"/>
+          <w:sz w:val="18"/>
+          <w:highlight w:val="lightGray"/>
+        </w:rPr>
+        <w:t xml:space="preserve"> Column: Motasem Essam] -&gt; </w:t>
+      </w:r>
+      <w:r>
+        <w:rPr>
+          <w:rFonts w:ascii="Arial" w:hAnsi="Arial" w:cs="Arial"/>
           <w:b/>
           <w:color w:val="000000"/>
           <w:sz w:val="18"/>
@@ -46,6 +69,7 @@
       </w:r>
       <w:r>
         <w:rPr>
+          <w:rFonts w:ascii="Arial" w:hAnsi="Arial" w:cs="Arial"/>
           <w:color w:val="000000"/>
           <w:sz w:val="18"/>
           <w:highlight w:val="lightGray"/>
@@ -54,6 +78,7 @@
       </w:r>
       <w:r>
         <w:rPr>
+          <w:rFonts w:ascii="Arial" w:hAnsi="Arial" w:cs="Arial"/>
           <w:b/>
           <w:color w:val="000000"/>
           <w:sz w:val="18"/>
@@ -63,6 +88,7 @@
       </w:r>
       <w:r>
         <w:rPr>
+          <w:rFonts w:ascii="Arial" w:hAnsi="Arial" w:cs="Arial"/>
           <w:color w:val="000000"/>
           <w:sz w:val="18"/>
           <w:highlight w:val="lightGray"/>
@@ -227,6 +253,7 @@
                 <w:bCs/>
               </w:rPr>
             </w:pPr>
+            <w:proofErr w:type="spellStart"/>
             <w:r>
               <w:rPr>
                 <w:rFonts w:ascii="Roboto Mono" w:hAnsi="Roboto Mono"/>
@@ -235,6 +262,7 @@
               </w:rPr>
               <w:t>CustomerID</w:t>
             </w:r>
+            <w:proofErr w:type="spellEnd"/>
           </w:p>
         </w:tc>
         <w:tc>
@@ -474,6 +502,7 @@
       </w:pPr>
       <w:r>
         <w:rPr>
+          <w:rFonts w:ascii="Arial" w:hAnsi="Arial" w:cs="Arial"/>
           <w:b/>
           <w:color w:val="000000"/>
           <w:sz w:val="18"/>
@@ -483,14 +512,36 @@
       </w:r>
       <w:r>
         <w:rPr>
-          <w:color w:val="000000"/>
-          <w:sz w:val="18"/>
-          <w:highlight w:val="lightGray"/>
-        </w:rPr>
-        <w:t xml:space="preserve">: Persons Table -&gt; ID Column: 1, Name_En Column: Motasem Essam] -&gt; </w:t>
-      </w:r>
-      <w:r>
-        <w:rPr>
+          <w:rFonts w:ascii="Arial" w:hAnsi="Arial" w:cs="Arial"/>
+          <w:color w:val="000000"/>
+          <w:sz w:val="18"/>
+          <w:highlight w:val="lightGray"/>
+        </w:rPr>
+        <w:t xml:space="preserve">: Persons Table -&gt; ID Column: 1, </w:t>
+      </w:r>
+      <w:proofErr w:type="spellStart"/>
+      <w:r>
+        <w:rPr>
+          <w:rFonts w:ascii="Arial" w:hAnsi="Arial" w:cs="Arial"/>
+          <w:color w:val="000000"/>
+          <w:sz w:val="18"/>
+          <w:highlight w:val="lightGray"/>
+        </w:rPr>
+        <w:t>Name_En</w:t>
+      </w:r>
+      <w:proofErr w:type="spellEnd"/>
+      <w:r>
+        <w:rPr>
+          <w:rFonts w:ascii="Arial" w:hAnsi="Arial" w:cs="Arial"/>
+          <w:color w:val="000000"/>
+          <w:sz w:val="18"/>
+          <w:highlight w:val="lightGray"/>
+        </w:rPr>
+        <w:t xml:space="preserve"> Column: Motasem Essam] -&gt; </w:t>
+      </w:r>
+      <w:r>
+        <w:rPr>
+          <w:rFonts w:ascii="Arial" w:hAnsi="Arial" w:cs="Arial"/>
           <w:b/>
           <w:color w:val="000000"/>
           <w:sz w:val="18"/>
@@ -500,6 +551,7 @@
       </w:r>
       <w:r>
         <w:rPr>
+          <w:rFonts w:ascii="Arial" w:hAnsi="Arial" w:cs="Arial"/>
           <w:color w:val="000000"/>
           <w:sz w:val="18"/>
           <w:highlight w:val="lightGray"/>
@@ -508,6 +560,7 @@
       </w:r>
       <w:r>
         <w:rPr>
+          <w:rFonts w:ascii="Arial" w:hAnsi="Arial" w:cs="Arial"/>
           <w:b/>
           <w:color w:val="000000"/>
           <w:sz w:val="18"/>
@@ -517,6 +570,7 @@
       </w:r>
       <w:r>
         <w:rPr>
+          <w:rFonts w:ascii="Arial" w:hAnsi="Arial" w:cs="Arial"/>
           <w:color w:val="000000"/>
           <w:sz w:val="18"/>
           <w:highlight w:val="lightGray"/>
@@ -529,6 +583,7 @@
         <w:rPr>
           <w:noProof/>
         </w:rPr>
+        <w:lastRenderedPageBreak/>
         <w:drawing>
           <wp:inline distT="0" distB="0" distL="0" distR="0" wp14:anchorId="302539EA" wp14:editId="1F2B9822">
             <wp:extent cx="5943600" cy="2593340"/>
@@ -1000,6 +1055,7 @@
     <w:p>
       <w:r>
         <w:rPr>
+          <w:rFonts w:ascii="Arial" w:hAnsi="Arial" w:cs="Arial"/>
           <w:b/>
           <w:color w:val="000000"/>
           <w:sz w:val="18"/>
@@ -1009,14 +1065,36 @@
       </w:r>
       <w:r>
         <w:rPr>
-          <w:color w:val="000000"/>
-          <w:sz w:val="18"/>
-          <w:highlight w:val="lightGray"/>
-        </w:rPr>
-        <w:t xml:space="preserve">: Persons Table -&gt; ID Column: 1, Name_En Column: Motasem Essam] -&gt; </w:t>
-      </w:r>
-      <w:r>
-        <w:rPr>
+          <w:rFonts w:ascii="Arial" w:hAnsi="Arial" w:cs="Arial"/>
+          <w:color w:val="000000"/>
+          <w:sz w:val="18"/>
+          <w:highlight w:val="lightGray"/>
+        </w:rPr>
+        <w:t xml:space="preserve">: Persons Table -&gt; ID Column: 1, </w:t>
+      </w:r>
+      <w:proofErr w:type="spellStart"/>
+      <w:r>
+        <w:rPr>
+          <w:rFonts w:ascii="Arial" w:hAnsi="Arial" w:cs="Arial"/>
+          <w:color w:val="000000"/>
+          <w:sz w:val="18"/>
+          <w:highlight w:val="lightGray"/>
+        </w:rPr>
+        <w:t>Name_En</w:t>
+      </w:r>
+      <w:proofErr w:type="spellEnd"/>
+      <w:r>
+        <w:rPr>
+          <w:rFonts w:ascii="Arial" w:hAnsi="Arial" w:cs="Arial"/>
+          <w:color w:val="000000"/>
+          <w:sz w:val="18"/>
+          <w:highlight w:val="lightGray"/>
+        </w:rPr>
+        <w:t xml:space="preserve"> Column: Motasem Essam] -&gt; </w:t>
+      </w:r>
+      <w:r>
+        <w:rPr>
+          <w:rFonts w:ascii="Arial" w:hAnsi="Arial" w:cs="Arial"/>
           <w:b/>
           <w:color w:val="000000"/>
           <w:sz w:val="18"/>
@@ -1026,6 +1104,7 @@
       </w:r>
       <w:r>
         <w:rPr>
+          <w:rFonts w:ascii="Arial" w:hAnsi="Arial" w:cs="Arial"/>
           <w:color w:val="000000"/>
           <w:sz w:val="18"/>
           <w:highlight w:val="lightGray"/>
@@ -1034,6 +1113,7 @@
       </w:r>
       <w:r>
         <w:rPr>
+          <w:rFonts w:ascii="Arial" w:hAnsi="Arial" w:cs="Arial"/>
           <w:b/>
           <w:color w:val="000000"/>
           <w:sz w:val="18"/>
@@ -1043,6 +1123,7 @@
       </w:r>
       <w:r>
         <w:rPr>
+          <w:rFonts w:ascii="Arial" w:hAnsi="Arial" w:cs="Arial"/>
           <w:color w:val="000000"/>
           <w:sz w:val="18"/>
           <w:highlight w:val="lightGray"/>
@@ -1109,6 +1190,7 @@
         <w:rPr>
           <w:noProof/>
         </w:rPr>
+        <w:lastRenderedPageBreak/>
         <w:drawing>
           <wp:inline distT="0" distB="0" distL="0" distR="0" wp14:anchorId="667806D3" wp14:editId="25AAA884">
             <wp:extent cx="5943600" cy="1112520"/>
@@ -1169,7 +1251,21 @@
         <w:rPr>
           <w:rFonts w:ascii="Roboto Mono" w:hAnsi="Roboto Mono"/>
         </w:rPr>
-        <w:t>CREATE TABLE table_name (</w:t>
+        <w:t xml:space="preserve">CREATE TABLE </w:t>
+      </w:r>
+      <w:proofErr w:type="spellStart"/>
+      <w:r>
+        <w:rPr>
+          <w:rFonts w:ascii="Roboto Mono" w:hAnsi="Roboto Mono"/>
+        </w:rPr>
+        <w:t>table_name</w:t>
+      </w:r>
+      <w:proofErr w:type="spellEnd"/>
+      <w:r>
+        <w:rPr>
+          <w:rFonts w:ascii="Roboto Mono" w:hAnsi="Roboto Mono"/>
+        </w:rPr>
+        <w:t xml:space="preserve"> (</w:t>
       </w:r>
     </w:p>
     <w:p>
@@ -1311,7 +1407,21 @@
         <w:rPr>
           <w:rFonts w:ascii="Roboto Mono" w:hAnsi="Roboto Mono"/>
         </w:rPr>
-        <w:t xml:space="preserve">    EmployeeID INT PRIMARY KEY,</w:t>
+        <w:t xml:space="preserve">    </w:t>
+      </w:r>
+      <w:proofErr w:type="spellStart"/>
+      <w:r>
+        <w:rPr>
+          <w:rFonts w:ascii="Roboto Mono" w:hAnsi="Roboto Mono"/>
+        </w:rPr>
+        <w:t>EmployeeID</w:t>
+      </w:r>
+      <w:proofErr w:type="spellEnd"/>
+      <w:r>
+        <w:rPr>
+          <w:rFonts w:ascii="Roboto Mono" w:hAnsi="Roboto Mono"/>
+        </w:rPr>
+        <w:t xml:space="preserve"> INT PRIMARY KEY,</w:t>
       </w:r>
     </w:p>
     <w:p>
@@ -1359,19 +1469,23 @@
     <w:p>
       <w:pPr>
         <w:rPr>
-          <w:sz w:val="18"/>
-        </w:rPr>
-      </w:pPr>
-      <w:r>
-        <w:rPr>
+          <w:rFonts w:ascii="Arial" w:hAnsi="Arial" w:cs="Arial"/>
+          <w:sz w:val="18"/>
+        </w:rPr>
+      </w:pPr>
+      <w:r>
+        <w:rPr>
+          <w:rFonts w:ascii="Arial" w:hAnsi="Arial" w:cs="Arial"/>
           <w:b/>
           <w:sz w:val="18"/>
           <w:highlight w:val="lightGray"/>
         </w:rPr>
         <w:t xml:space="preserve"># Source: </w:t>
       </w:r>
-      <w:r>
-        <w:rPr>
+      <w:proofErr w:type="spellStart"/>
+      <w:r>
+        <w:rPr>
+          <w:rFonts w:ascii="Arial" w:hAnsi="Arial" w:cs="Arial"/>
           <w:b/>
           <w:color w:val="000000"/>
           <w:sz w:val="18"/>
@@ -1379,8 +1493,10 @@
         </w:rPr>
         <w:t>ScreenShot</w:t>
       </w:r>
-      <w:r>
-        <w:rPr>
+      <w:proofErr w:type="spellEnd"/>
+      <w:r>
+        <w:rPr>
+          <w:rFonts w:ascii="Arial" w:hAnsi="Arial" w:cs="Arial"/>
           <w:sz w:val="18"/>
           <w:highlight w:val="lightGray"/>
         </w:rPr>
@@ -1388,6 +1504,7 @@
       </w:r>
       <w:r>
         <w:rPr>
+          <w:rFonts w:ascii="Arial" w:hAnsi="Arial" w:cs="Arial"/>
           <w:b/>
           <w:sz w:val="18"/>
           <w:highlight w:val="lightGray"/>
@@ -1396,6 +1513,7 @@
       </w:r>
       <w:r>
         <w:rPr>
+          <w:rFonts w:ascii="Arial" w:hAnsi="Arial" w:cs="Arial"/>
           <w:sz w:val="18"/>
           <w:highlight w:val="lightGray"/>
         </w:rPr>
@@ -1403,6 +1521,7 @@
       </w:r>
       <w:r>
         <w:rPr>
+          <w:rFonts w:ascii="Arial" w:hAnsi="Arial" w:cs="Arial"/>
           <w:b/>
           <w:sz w:val="18"/>
           <w:highlight w:val="lightGray"/>
@@ -1411,13 +1530,33 @@
       </w:r>
       <w:r>
         <w:rPr>
-          <w:sz w:val="18"/>
-          <w:highlight w:val="lightGray"/>
-        </w:rPr>
-        <w:t xml:space="preserve"> [Persons Table -&gt; ID Column: 1, Name_En Column: Motasem Essam] -&gt; </w:t>
-      </w:r>
-      <w:r>
-        <w:rPr>
+          <w:rFonts w:ascii="Arial" w:hAnsi="Arial" w:cs="Arial"/>
+          <w:sz w:val="18"/>
+          <w:highlight w:val="lightGray"/>
+        </w:rPr>
+        <w:t xml:space="preserve"> [Persons Table -&gt; ID Column: 1, </w:t>
+      </w:r>
+      <w:proofErr w:type="spellStart"/>
+      <w:r>
+        <w:rPr>
+          <w:rFonts w:ascii="Arial" w:hAnsi="Arial" w:cs="Arial"/>
+          <w:sz w:val="18"/>
+          <w:highlight w:val="lightGray"/>
+        </w:rPr>
+        <w:t>Name_En</w:t>
+      </w:r>
+      <w:proofErr w:type="spellEnd"/>
+      <w:r>
+        <w:rPr>
+          <w:rFonts w:ascii="Arial" w:hAnsi="Arial" w:cs="Arial"/>
+          <w:sz w:val="18"/>
+          <w:highlight w:val="lightGray"/>
+        </w:rPr>
+        <w:t xml:space="preserve"> Column: Motasem Essam] -&gt; </w:t>
+      </w:r>
+      <w:r>
+        <w:rPr>
+          <w:rFonts w:ascii="Arial" w:hAnsi="Arial" w:cs="Arial"/>
           <w:b/>
           <w:sz w:val="18"/>
           <w:highlight w:val="lightGray"/>
@@ -1426,13 +1565,33 @@
       </w:r>
       <w:r>
         <w:rPr>
-          <w:sz w:val="18"/>
-          <w:highlight w:val="lightGray"/>
-        </w:rPr>
-        <w:t xml:space="preserve"> [Automation Table -&gt; ID Column: 16, Name_En Column: Screen Capture] -&gt; </w:t>
-      </w:r>
-      <w:r>
-        <w:rPr>
+          <w:rFonts w:ascii="Arial" w:hAnsi="Arial" w:cs="Arial"/>
+          <w:sz w:val="18"/>
+          <w:highlight w:val="lightGray"/>
+        </w:rPr>
+        <w:t xml:space="preserve"> [Automation Table -&gt; ID Column: 16, </w:t>
+      </w:r>
+      <w:proofErr w:type="spellStart"/>
+      <w:r>
+        <w:rPr>
+          <w:rFonts w:ascii="Arial" w:hAnsi="Arial" w:cs="Arial"/>
+          <w:sz w:val="18"/>
+          <w:highlight w:val="lightGray"/>
+        </w:rPr>
+        <w:t>Name_En</w:t>
+      </w:r>
+      <w:proofErr w:type="spellEnd"/>
+      <w:r>
+        <w:rPr>
+          <w:rFonts w:ascii="Arial" w:hAnsi="Arial" w:cs="Arial"/>
+          <w:sz w:val="18"/>
+          <w:highlight w:val="lightGray"/>
+        </w:rPr>
+        <w:t xml:space="preserve"> Column: Screen Capture] -&gt; </w:t>
+      </w:r>
+      <w:r>
+        <w:rPr>
+          <w:rFonts w:ascii="Arial" w:hAnsi="Arial" w:cs="Arial"/>
           <w:b/>
           <w:color w:val="000000"/>
           <w:sz w:val="18"/>
@@ -1442,14 +1601,36 @@
       </w:r>
       <w:r>
         <w:rPr>
-          <w:color w:val="000000"/>
-          <w:sz w:val="18"/>
-          <w:highlight w:val="lightGray"/>
-        </w:rPr>
-        <w:t>[Operating System: Wampserver64 -&gt; phpmyadmin]</w:t>
-      </w:r>
-      <w:r>
-        <w:rPr>
+          <w:rFonts w:ascii="Arial" w:hAnsi="Arial" w:cs="Arial"/>
+          <w:color w:val="000000"/>
+          <w:sz w:val="18"/>
+          <w:highlight w:val="lightGray"/>
+        </w:rPr>
+        <w:t xml:space="preserve">[Operating System: Wampserver64 -&gt; </w:t>
+      </w:r>
+      <w:proofErr w:type="spellStart"/>
+      <w:r>
+        <w:rPr>
+          <w:rFonts w:ascii="Arial" w:hAnsi="Arial" w:cs="Arial"/>
+          <w:color w:val="000000"/>
+          <w:sz w:val="18"/>
+          <w:highlight w:val="lightGray"/>
+        </w:rPr>
+        <w:t>phpmyadmin</w:t>
+      </w:r>
+      <w:proofErr w:type="spellEnd"/>
+      <w:r>
+        <w:rPr>
+          <w:rFonts w:ascii="Arial" w:hAnsi="Arial" w:cs="Arial"/>
+          <w:color w:val="000000"/>
+          <w:sz w:val="18"/>
+          <w:highlight w:val="lightGray"/>
+        </w:rPr>
+        <w:t>]</w:t>
+      </w:r>
+      <w:r>
+        <w:rPr>
+          <w:rFonts w:ascii="Arial" w:hAnsi="Arial" w:cs="Arial"/>
           <w:sz w:val="18"/>
           <w:highlight w:val="lightGray"/>
         </w:rPr>
@@ -1457,6 +1638,7 @@
       </w:r>
       <w:r>
         <w:rPr>
+          <w:rFonts w:ascii="Arial" w:hAnsi="Arial" w:cs="Arial"/>
           <w:b/>
           <w:sz w:val="18"/>
           <w:highlight w:val="lightGray"/>
@@ -1465,6 +1647,7 @@
       </w:r>
       <w:r>
         <w:rPr>
+          <w:rFonts w:ascii="Arial" w:hAnsi="Arial" w:cs="Arial"/>
           <w:sz w:val="18"/>
           <w:highlight w:val="lightGray"/>
         </w:rPr>
@@ -1481,6 +1664,7 @@
         <w:rPr>
           <w:noProof/>
         </w:rPr>
+        <w:lastRenderedPageBreak/>
         <w:drawing>
           <wp:inline distT="0" distB="0" distL="0" distR="0" wp14:anchorId="5F7B6189" wp14:editId="1B59A488">
             <wp:extent cx="5943600" cy="2040255"/>
@@ -1554,7 +1738,21 @@
         <w:rPr>
           <w:rFonts w:ascii="Roboto Mono" w:hAnsi="Roboto Mono"/>
         </w:rPr>
-        <w:t xml:space="preserve">    CustomerID INT PRIMARY KEY,</w:t>
+        <w:t xml:space="preserve">    </w:t>
+      </w:r>
+      <w:proofErr w:type="spellStart"/>
+      <w:r>
+        <w:rPr>
+          <w:rFonts w:ascii="Roboto Mono" w:hAnsi="Roboto Mono"/>
+        </w:rPr>
+        <w:t>CustomerID</w:t>
+      </w:r>
+      <w:proofErr w:type="spellEnd"/>
+      <w:r>
+        <w:rPr>
+          <w:rFonts w:ascii="Roboto Mono" w:hAnsi="Roboto Mono"/>
+        </w:rPr>
+        <w:t xml:space="preserve"> INT PRIMARY KEY,</w:t>
       </w:r>
     </w:p>
     <w:p>
@@ -1773,19 +1971,34 @@
         <w:rPr>
           <w:rFonts w:ascii="Roboto Mono" w:hAnsi="Roboto Mono"/>
         </w:rPr>
-        <w:t xml:space="preserve">    CustomerID INT PRIMARY KEY,</w:t>
-      </w:r>
-    </w:p>
-    <w:p>
-      <w:pPr>
-        <w:rPr>
-          <w:rFonts w:ascii="Roboto Mono" w:hAnsi="Roboto Mono"/>
-        </w:rPr>
-      </w:pPr>
-      <w:r>
-        <w:rPr>
-          <w:rFonts w:ascii="Roboto Mono" w:hAnsi="Roboto Mono"/>
-        </w:rPr>
+        <w:t xml:space="preserve">    </w:t>
+      </w:r>
+      <w:proofErr w:type="spellStart"/>
+      <w:r>
+        <w:rPr>
+          <w:rFonts w:ascii="Roboto Mono" w:hAnsi="Roboto Mono"/>
+        </w:rPr>
+        <w:t>CustomerID</w:t>
+      </w:r>
+      <w:proofErr w:type="spellEnd"/>
+      <w:r>
+        <w:rPr>
+          <w:rFonts w:ascii="Roboto Mono" w:hAnsi="Roboto Mono"/>
+        </w:rPr>
+        <w:t xml:space="preserve"> INT PRIMARY KEY,</w:t>
+      </w:r>
+    </w:p>
+    <w:p>
+      <w:pPr>
+        <w:rPr>
+          <w:rFonts w:ascii="Roboto Mono" w:hAnsi="Roboto Mono"/>
+        </w:rPr>
+      </w:pPr>
+      <w:r>
+        <w:rPr>
+          <w:rFonts w:ascii="Roboto Mono" w:hAnsi="Roboto Mono"/>
+        </w:rPr>
+        <w:lastRenderedPageBreak/>
         <w:t xml:space="preserve">    Name VARCHAR(100),</w:t>
       </w:r>
     </w:p>
@@ -1956,6 +2169,7 @@
                 <w:bCs/>
               </w:rPr>
             </w:pPr>
+            <w:proofErr w:type="spellStart"/>
             <w:r>
               <w:rPr>
                 <w:rFonts w:ascii="Roboto Mono" w:hAnsi="Roboto Mono"/>
@@ -1964,6 +2178,7 @@
               </w:rPr>
               <w:t>CustomerID</w:t>
             </w:r>
+            <w:proofErr w:type="spellEnd"/>
           </w:p>
         </w:tc>
         <w:tc>
@@ -2113,6 +2328,7 @@
     <w:p>
       <w:r>
         <w:rPr>
+          <w:rFonts w:ascii="Arial" w:hAnsi="Arial" w:cs="Arial"/>
           <w:b/>
           <w:color w:val="000000"/>
           <w:sz w:val="18"/>
@@ -2122,14 +2338,36 @@
       </w:r>
       <w:r>
         <w:rPr>
-          <w:color w:val="000000"/>
-          <w:sz w:val="18"/>
-          <w:highlight w:val="lightGray"/>
-        </w:rPr>
-        <w:t xml:space="preserve">: Persons Table -&gt; ID Column: 1, Name_En Column: Motasem Essam] -&gt; </w:t>
-      </w:r>
-      <w:r>
-        <w:rPr>
+          <w:rFonts w:ascii="Arial" w:hAnsi="Arial" w:cs="Arial"/>
+          <w:color w:val="000000"/>
+          <w:sz w:val="18"/>
+          <w:highlight w:val="lightGray"/>
+        </w:rPr>
+        <w:t xml:space="preserve">: Persons Table -&gt; ID Column: 1, </w:t>
+      </w:r>
+      <w:proofErr w:type="spellStart"/>
+      <w:r>
+        <w:rPr>
+          <w:rFonts w:ascii="Arial" w:hAnsi="Arial" w:cs="Arial"/>
+          <w:color w:val="000000"/>
+          <w:sz w:val="18"/>
+          <w:highlight w:val="lightGray"/>
+        </w:rPr>
+        <w:t>Name_En</w:t>
+      </w:r>
+      <w:proofErr w:type="spellEnd"/>
+      <w:r>
+        <w:rPr>
+          <w:rFonts w:ascii="Arial" w:hAnsi="Arial" w:cs="Arial"/>
+          <w:color w:val="000000"/>
+          <w:sz w:val="18"/>
+          <w:highlight w:val="lightGray"/>
+        </w:rPr>
+        <w:t xml:space="preserve"> Column: Motasem Essam] -&gt; </w:t>
+      </w:r>
+      <w:r>
+        <w:rPr>
+          <w:rFonts w:ascii="Arial" w:hAnsi="Arial" w:cs="Arial"/>
           <w:b/>
           <w:color w:val="000000"/>
           <w:sz w:val="18"/>
@@ -2139,6 +2377,7 @@
       </w:r>
       <w:r>
         <w:rPr>
+          <w:rFonts w:ascii="Arial" w:hAnsi="Arial" w:cs="Arial"/>
           <w:color w:val="000000"/>
           <w:sz w:val="18"/>
           <w:highlight w:val="lightGray"/>
@@ -2147,6 +2386,7 @@
       </w:r>
       <w:r>
         <w:rPr>
+          <w:rFonts w:ascii="Arial" w:hAnsi="Arial" w:cs="Arial"/>
           <w:b/>
           <w:color w:val="000000"/>
           <w:sz w:val="18"/>
@@ -2156,6 +2396,7 @@
       </w:r>
       <w:r>
         <w:rPr>
+          <w:rFonts w:ascii="Arial" w:hAnsi="Arial" w:cs="Arial"/>
           <w:color w:val="000000"/>
           <w:sz w:val="18"/>
           <w:highlight w:val="lightGray"/>
@@ -2395,6 +2636,7 @@
         <w:rPr>
           <w:rFonts w:ascii="Roboto Mono" w:hAnsi="Roboto Mono"/>
         </w:rPr>
+        <w:lastRenderedPageBreak/>
         <w:t>ADD Phone VARCHAR(20);</w:t>
       </w:r>
     </w:p>
@@ -2528,6 +2770,7 @@
                 <w:bCs/>
               </w:rPr>
             </w:pPr>
+            <w:proofErr w:type="spellStart"/>
             <w:r>
               <w:rPr>
                 <w:rFonts w:ascii="Roboto Mono" w:hAnsi="Roboto Mono"/>
@@ -2536,6 +2779,7 @@
               </w:rPr>
               <w:t>CustomerID</w:t>
             </w:r>
+            <w:proofErr w:type="spellEnd"/>
           </w:p>
         </w:tc>
         <w:tc>
@@ -2719,6 +2963,7 @@
                 <w:bCs/>
               </w:rPr>
             </w:pPr>
+            <w:proofErr w:type="spellStart"/>
             <w:r>
               <w:rPr>
                 <w:rFonts w:ascii="Roboto Mono" w:hAnsi="Roboto Mono"/>
@@ -2727,6 +2972,7 @@
               </w:rPr>
               <w:t>CustomerID</w:t>
             </w:r>
+            <w:proofErr w:type="spellEnd"/>
           </w:p>
         </w:tc>
         <w:tc>
@@ -3040,6 +3286,7 @@
         <w:rPr>
           <w:rFonts w:ascii="Roboto Mono" w:hAnsi="Roboto Mono"/>
         </w:rPr>
+        <w:lastRenderedPageBreak/>
         <w:t>ALTER TABLE Customers</w:t>
       </w:r>
     </w:p>
@@ -3075,14 +3322,17 @@
     <w:p>
       <w:r>
         <w:rPr>
+          <w:rFonts w:ascii="Arial" w:hAnsi="Arial" w:cs="Arial"/>
           <w:b/>
           <w:sz w:val="18"/>
           <w:highlight w:val="lightGray"/>
         </w:rPr>
         <w:t xml:space="preserve"># Source: </w:t>
       </w:r>
-      <w:r>
-        <w:rPr>
+      <w:proofErr w:type="spellStart"/>
+      <w:r>
+        <w:rPr>
+          <w:rFonts w:ascii="Arial" w:hAnsi="Arial" w:cs="Arial"/>
           <w:b/>
           <w:color w:val="000000"/>
           <w:sz w:val="18"/>
@@ -3090,8 +3340,10 @@
         </w:rPr>
         <w:t>ScreenShot</w:t>
       </w:r>
-      <w:r>
-        <w:rPr>
+      <w:proofErr w:type="spellEnd"/>
+      <w:r>
+        <w:rPr>
+          <w:rFonts w:ascii="Arial" w:hAnsi="Arial" w:cs="Arial"/>
           <w:sz w:val="18"/>
           <w:highlight w:val="lightGray"/>
         </w:rPr>
@@ -3099,6 +3351,7 @@
       </w:r>
       <w:r>
         <w:rPr>
+          <w:rFonts w:ascii="Arial" w:hAnsi="Arial" w:cs="Arial"/>
           <w:b/>
           <w:sz w:val="18"/>
           <w:highlight w:val="lightGray"/>
@@ -3107,6 +3360,7 @@
       </w:r>
       <w:r>
         <w:rPr>
+          <w:rFonts w:ascii="Arial" w:hAnsi="Arial" w:cs="Arial"/>
           <w:sz w:val="18"/>
           <w:highlight w:val="lightGray"/>
         </w:rPr>
@@ -3114,6 +3368,7 @@
       </w:r>
       <w:r>
         <w:rPr>
+          <w:rFonts w:ascii="Arial" w:hAnsi="Arial" w:cs="Arial"/>
           <w:b/>
           <w:sz w:val="18"/>
           <w:highlight w:val="lightGray"/>
@@ -3122,13 +3377,33 @@
       </w:r>
       <w:r>
         <w:rPr>
-          <w:sz w:val="18"/>
-          <w:highlight w:val="lightGray"/>
-        </w:rPr>
-        <w:t xml:space="preserve"> [Persons Table -&gt; ID Column: 1, Name_En Column: Motasem Essam] -&gt; </w:t>
-      </w:r>
-      <w:r>
-        <w:rPr>
+          <w:rFonts w:ascii="Arial" w:hAnsi="Arial" w:cs="Arial"/>
+          <w:sz w:val="18"/>
+          <w:highlight w:val="lightGray"/>
+        </w:rPr>
+        <w:t xml:space="preserve"> [Persons Table -&gt; ID Column: 1, </w:t>
+      </w:r>
+      <w:proofErr w:type="spellStart"/>
+      <w:r>
+        <w:rPr>
+          <w:rFonts w:ascii="Arial" w:hAnsi="Arial" w:cs="Arial"/>
+          <w:sz w:val="18"/>
+          <w:highlight w:val="lightGray"/>
+        </w:rPr>
+        <w:t>Name_En</w:t>
+      </w:r>
+      <w:proofErr w:type="spellEnd"/>
+      <w:r>
+        <w:rPr>
+          <w:rFonts w:ascii="Arial" w:hAnsi="Arial" w:cs="Arial"/>
+          <w:sz w:val="18"/>
+          <w:highlight w:val="lightGray"/>
+        </w:rPr>
+        <w:t xml:space="preserve"> Column: Motasem Essam] -&gt; </w:t>
+      </w:r>
+      <w:r>
+        <w:rPr>
+          <w:rFonts w:ascii="Arial" w:hAnsi="Arial" w:cs="Arial"/>
           <w:b/>
           <w:sz w:val="18"/>
           <w:highlight w:val="lightGray"/>
@@ -3137,13 +3412,33 @@
       </w:r>
       <w:r>
         <w:rPr>
-          <w:sz w:val="18"/>
-          <w:highlight w:val="lightGray"/>
-        </w:rPr>
-        <w:t xml:space="preserve"> [Automation Table -&gt; ID Column: 16, Name_En Column: Screen Capture] -&gt; </w:t>
-      </w:r>
-      <w:r>
-        <w:rPr>
+          <w:rFonts w:ascii="Arial" w:hAnsi="Arial" w:cs="Arial"/>
+          <w:sz w:val="18"/>
+          <w:highlight w:val="lightGray"/>
+        </w:rPr>
+        <w:t xml:space="preserve"> [Automation Table -&gt; ID Column: 16, </w:t>
+      </w:r>
+      <w:proofErr w:type="spellStart"/>
+      <w:r>
+        <w:rPr>
+          <w:rFonts w:ascii="Arial" w:hAnsi="Arial" w:cs="Arial"/>
+          <w:sz w:val="18"/>
+          <w:highlight w:val="lightGray"/>
+        </w:rPr>
+        <w:t>Name_En</w:t>
+      </w:r>
+      <w:proofErr w:type="spellEnd"/>
+      <w:r>
+        <w:rPr>
+          <w:rFonts w:ascii="Arial" w:hAnsi="Arial" w:cs="Arial"/>
+          <w:sz w:val="18"/>
+          <w:highlight w:val="lightGray"/>
+        </w:rPr>
+        <w:t xml:space="preserve"> Column: Screen Capture] -&gt; </w:t>
+      </w:r>
+      <w:r>
+        <w:rPr>
+          <w:rFonts w:ascii="Arial" w:hAnsi="Arial" w:cs="Arial"/>
           <w:b/>
           <w:color w:val="000000"/>
           <w:sz w:val="18"/>
@@ -3153,14 +3448,36 @@
       </w:r>
       <w:r>
         <w:rPr>
-          <w:color w:val="000000"/>
-          <w:sz w:val="18"/>
-          <w:highlight w:val="lightGray"/>
-        </w:rPr>
-        <w:t>[Operating System: Wampserver64 -&gt; phpmyadmin]</w:t>
-      </w:r>
-      <w:r>
-        <w:rPr>
+          <w:rFonts w:ascii="Arial" w:hAnsi="Arial" w:cs="Arial"/>
+          <w:color w:val="000000"/>
+          <w:sz w:val="18"/>
+          <w:highlight w:val="lightGray"/>
+        </w:rPr>
+        <w:t xml:space="preserve">[Operating System: Wampserver64 -&gt; </w:t>
+      </w:r>
+      <w:proofErr w:type="spellStart"/>
+      <w:r>
+        <w:rPr>
+          <w:rFonts w:ascii="Arial" w:hAnsi="Arial" w:cs="Arial"/>
+          <w:color w:val="000000"/>
+          <w:sz w:val="18"/>
+          <w:highlight w:val="lightGray"/>
+        </w:rPr>
+        <w:t>phpmyadmin</w:t>
+      </w:r>
+      <w:proofErr w:type="spellEnd"/>
+      <w:r>
+        <w:rPr>
+          <w:rFonts w:ascii="Arial" w:hAnsi="Arial" w:cs="Arial"/>
+          <w:color w:val="000000"/>
+          <w:sz w:val="18"/>
+          <w:highlight w:val="lightGray"/>
+        </w:rPr>
+        <w:t>]</w:t>
+      </w:r>
+      <w:r>
+        <w:rPr>
+          <w:rFonts w:ascii="Arial" w:hAnsi="Arial" w:cs="Arial"/>
           <w:sz w:val="18"/>
           <w:highlight w:val="lightGray"/>
         </w:rPr>
@@ -3168,6 +3485,7 @@
       </w:r>
       <w:r>
         <w:rPr>
+          <w:rFonts w:ascii="Arial" w:hAnsi="Arial" w:cs="Arial"/>
           <w:b/>
           <w:sz w:val="18"/>
           <w:highlight w:val="lightGray"/>
@@ -3176,6 +3494,7 @@
       </w:r>
       <w:r>
         <w:rPr>
+          <w:rFonts w:ascii="Arial" w:hAnsi="Arial" w:cs="Arial"/>
           <w:sz w:val="18"/>
           <w:highlight w:val="lightGray"/>
         </w:rPr>
@@ -3265,7 +3584,21 @@
         <w:rPr>
           <w:rFonts w:ascii="Roboto Mono" w:hAnsi="Roboto Mono"/>
         </w:rPr>
-        <w:t xml:space="preserve">    CustomerID INT PRIMARY KEY,</w:t>
+        <w:t xml:space="preserve">    </w:t>
+      </w:r>
+      <w:proofErr w:type="spellStart"/>
+      <w:r>
+        <w:rPr>
+          <w:rFonts w:ascii="Roboto Mono" w:hAnsi="Roboto Mono"/>
+        </w:rPr>
+        <w:t>CustomerID</w:t>
+      </w:r>
+      <w:proofErr w:type="spellEnd"/>
+      <w:r>
+        <w:rPr>
+          <w:rFonts w:ascii="Roboto Mono" w:hAnsi="Roboto Mono"/>
+        </w:rPr>
+        <w:t xml:space="preserve"> INT PRIMARY KEY,</w:t>
       </w:r>
     </w:p>
     <w:p>
@@ -3373,6 +3706,7 @@
         <w:pStyle w:val="Heading4"/>
       </w:pPr>
       <w:r>
+        <w:lastRenderedPageBreak/>
         <w:t>basic command</w:t>
       </w:r>
     </w:p>
@@ -3384,14 +3718,17 @@
       </w:pPr>
       <w:r>
         <w:rPr>
+          <w:rFonts w:ascii="Arial" w:hAnsi="Arial" w:cs="Arial"/>
           <w:b/>
           <w:sz w:val="18"/>
           <w:highlight w:val="lightGray"/>
         </w:rPr>
         <w:t xml:space="preserve"># Source: </w:t>
       </w:r>
-      <w:r>
-        <w:rPr>
+      <w:proofErr w:type="spellStart"/>
+      <w:r>
+        <w:rPr>
+          <w:rFonts w:ascii="Arial" w:hAnsi="Arial" w:cs="Arial"/>
           <w:b/>
           <w:color w:val="000000"/>
           <w:sz w:val="18"/>
@@ -3399,8 +3736,10 @@
         </w:rPr>
         <w:t>ScreenShot</w:t>
       </w:r>
-      <w:r>
-        <w:rPr>
+      <w:proofErr w:type="spellEnd"/>
+      <w:r>
+        <w:rPr>
+          <w:rFonts w:ascii="Arial" w:hAnsi="Arial" w:cs="Arial"/>
           <w:sz w:val="18"/>
           <w:highlight w:val="lightGray"/>
         </w:rPr>
@@ -3408,6 +3747,7 @@
       </w:r>
       <w:r>
         <w:rPr>
+          <w:rFonts w:ascii="Arial" w:hAnsi="Arial" w:cs="Arial"/>
           <w:b/>
           <w:sz w:val="18"/>
           <w:highlight w:val="lightGray"/>
@@ -3416,6 +3756,7 @@
       </w:r>
       <w:r>
         <w:rPr>
+          <w:rFonts w:ascii="Arial" w:hAnsi="Arial" w:cs="Arial"/>
           <w:sz w:val="18"/>
           <w:highlight w:val="lightGray"/>
         </w:rPr>
@@ -3423,6 +3764,7 @@
       </w:r>
       <w:r>
         <w:rPr>
+          <w:rFonts w:ascii="Arial" w:hAnsi="Arial" w:cs="Arial"/>
           <w:b/>
           <w:sz w:val="18"/>
           <w:highlight w:val="lightGray"/>
@@ -3431,13 +3773,33 @@
       </w:r>
       <w:r>
         <w:rPr>
-          <w:sz w:val="18"/>
-          <w:highlight w:val="lightGray"/>
-        </w:rPr>
-        <w:t xml:space="preserve"> [Persons Table -&gt; ID Column: 1, Name_En Column: Motasem Essam] -&gt; </w:t>
-      </w:r>
-      <w:r>
-        <w:rPr>
+          <w:rFonts w:ascii="Arial" w:hAnsi="Arial" w:cs="Arial"/>
+          <w:sz w:val="18"/>
+          <w:highlight w:val="lightGray"/>
+        </w:rPr>
+        <w:t xml:space="preserve"> [Persons Table -&gt; ID Column: 1, </w:t>
+      </w:r>
+      <w:proofErr w:type="spellStart"/>
+      <w:r>
+        <w:rPr>
+          <w:rFonts w:ascii="Arial" w:hAnsi="Arial" w:cs="Arial"/>
+          <w:sz w:val="18"/>
+          <w:highlight w:val="lightGray"/>
+        </w:rPr>
+        <w:t>Name_En</w:t>
+      </w:r>
+      <w:proofErr w:type="spellEnd"/>
+      <w:r>
+        <w:rPr>
+          <w:rFonts w:ascii="Arial" w:hAnsi="Arial" w:cs="Arial"/>
+          <w:sz w:val="18"/>
+          <w:highlight w:val="lightGray"/>
+        </w:rPr>
+        <w:t xml:space="preserve"> Column: Motasem Essam] -&gt; </w:t>
+      </w:r>
+      <w:r>
+        <w:rPr>
+          <w:rFonts w:ascii="Arial" w:hAnsi="Arial" w:cs="Arial"/>
           <w:b/>
           <w:sz w:val="18"/>
           <w:highlight w:val="lightGray"/>
@@ -3446,13 +3808,33 @@
       </w:r>
       <w:r>
         <w:rPr>
-          <w:sz w:val="18"/>
-          <w:highlight w:val="lightGray"/>
-        </w:rPr>
-        <w:t xml:space="preserve"> [Automation Table -&gt; ID Column: 16, Name_En Column: Screen Capture] -&gt; </w:t>
-      </w:r>
-      <w:r>
-        <w:rPr>
+          <w:rFonts w:ascii="Arial" w:hAnsi="Arial" w:cs="Arial"/>
+          <w:sz w:val="18"/>
+          <w:highlight w:val="lightGray"/>
+        </w:rPr>
+        <w:t xml:space="preserve"> [Automation Table -&gt; ID Column: 16, </w:t>
+      </w:r>
+      <w:proofErr w:type="spellStart"/>
+      <w:r>
+        <w:rPr>
+          <w:rFonts w:ascii="Arial" w:hAnsi="Arial" w:cs="Arial"/>
+          <w:sz w:val="18"/>
+          <w:highlight w:val="lightGray"/>
+        </w:rPr>
+        <w:t>Name_En</w:t>
+      </w:r>
+      <w:proofErr w:type="spellEnd"/>
+      <w:r>
+        <w:rPr>
+          <w:rFonts w:ascii="Arial" w:hAnsi="Arial" w:cs="Arial"/>
+          <w:sz w:val="18"/>
+          <w:highlight w:val="lightGray"/>
+        </w:rPr>
+        <w:t xml:space="preserve"> Column: Screen Capture] -&gt; </w:t>
+      </w:r>
+      <w:r>
+        <w:rPr>
+          <w:rFonts w:ascii="Arial" w:hAnsi="Arial" w:cs="Arial"/>
           <w:b/>
           <w:color w:val="000000"/>
           <w:sz w:val="18"/>
@@ -3462,14 +3844,36 @@
       </w:r>
       <w:r>
         <w:rPr>
-          <w:color w:val="000000"/>
-          <w:sz w:val="18"/>
-          <w:highlight w:val="lightGray"/>
-        </w:rPr>
-        <w:t>[Operating System: Wampserver64 -&gt; phpmyadmin]</w:t>
-      </w:r>
-      <w:r>
-        <w:rPr>
+          <w:rFonts w:ascii="Arial" w:hAnsi="Arial" w:cs="Arial"/>
+          <w:color w:val="000000"/>
+          <w:sz w:val="18"/>
+          <w:highlight w:val="lightGray"/>
+        </w:rPr>
+        <w:t xml:space="preserve">[Operating System: Wampserver64 -&gt; </w:t>
+      </w:r>
+      <w:proofErr w:type="spellStart"/>
+      <w:r>
+        <w:rPr>
+          <w:rFonts w:ascii="Arial" w:hAnsi="Arial" w:cs="Arial"/>
+          <w:color w:val="000000"/>
+          <w:sz w:val="18"/>
+          <w:highlight w:val="lightGray"/>
+        </w:rPr>
+        <w:t>phpmyadmin</w:t>
+      </w:r>
+      <w:proofErr w:type="spellEnd"/>
+      <w:r>
+        <w:rPr>
+          <w:rFonts w:ascii="Arial" w:hAnsi="Arial" w:cs="Arial"/>
+          <w:color w:val="000000"/>
+          <w:sz w:val="18"/>
+          <w:highlight w:val="lightGray"/>
+        </w:rPr>
+        <w:t>]</w:t>
+      </w:r>
+      <w:r>
+        <w:rPr>
+          <w:rFonts w:ascii="Arial" w:hAnsi="Arial" w:cs="Arial"/>
           <w:sz w:val="18"/>
           <w:highlight w:val="lightGray"/>
         </w:rPr>
@@ -3477,6 +3881,7 @@
       </w:r>
       <w:r>
         <w:rPr>
+          <w:rFonts w:ascii="Arial" w:hAnsi="Arial" w:cs="Arial"/>
           <w:b/>
           <w:sz w:val="18"/>
           <w:highlight w:val="lightGray"/>
@@ -3485,6 +3890,7 @@
       </w:r>
       <w:r>
         <w:rPr>
+          <w:rFonts w:ascii="Arial" w:hAnsi="Arial" w:cs="Arial"/>
           <w:sz w:val="18"/>
           <w:highlight w:val="lightGray"/>
         </w:rPr>
@@ -3654,6 +4060,7 @@
         <w:rPr>
           <w:noProof/>
         </w:rPr>
+        <w:lastRenderedPageBreak/>
         <w:drawing>
           <wp:inline distT="0" distB="0" distL="0" distR="0" wp14:anchorId="61478146" wp14:editId="0F3748CD">
             <wp:extent cx="5943600" cy="2527935"/>
@@ -3739,6 +4146,7 @@
     <w:p>
       <w:r>
         <w:rPr>
+          <w:rFonts w:ascii="Arial" w:hAnsi="Arial" w:cs="Arial"/>
           <w:b/>
           <w:color w:val="000000"/>
           <w:sz w:val="18"/>
@@ -3748,14 +4156,36 @@
       </w:r>
       <w:r>
         <w:rPr>
-          <w:color w:val="000000"/>
-          <w:sz w:val="18"/>
-          <w:highlight w:val="lightGray"/>
-        </w:rPr>
-        <w:t xml:space="preserve">: Persons Table -&gt; ID Column: 1, Name_En Column: Motasem Essam] -&gt; </w:t>
-      </w:r>
-      <w:r>
-        <w:rPr>
+          <w:rFonts w:ascii="Arial" w:hAnsi="Arial" w:cs="Arial"/>
+          <w:color w:val="000000"/>
+          <w:sz w:val="18"/>
+          <w:highlight w:val="lightGray"/>
+        </w:rPr>
+        <w:t xml:space="preserve">: Persons Table -&gt; ID Column: 1, </w:t>
+      </w:r>
+      <w:proofErr w:type="spellStart"/>
+      <w:r>
+        <w:rPr>
+          <w:rFonts w:ascii="Arial" w:hAnsi="Arial" w:cs="Arial"/>
+          <w:color w:val="000000"/>
+          <w:sz w:val="18"/>
+          <w:highlight w:val="lightGray"/>
+        </w:rPr>
+        <w:t>Name_En</w:t>
+      </w:r>
+      <w:proofErr w:type="spellEnd"/>
+      <w:r>
+        <w:rPr>
+          <w:rFonts w:ascii="Arial" w:hAnsi="Arial" w:cs="Arial"/>
+          <w:color w:val="000000"/>
+          <w:sz w:val="18"/>
+          <w:highlight w:val="lightGray"/>
+        </w:rPr>
+        <w:t xml:space="preserve"> Column: Motasem Essam] -&gt; </w:t>
+      </w:r>
+      <w:r>
+        <w:rPr>
+          <w:rFonts w:ascii="Arial" w:hAnsi="Arial" w:cs="Arial"/>
           <w:b/>
           <w:color w:val="000000"/>
           <w:sz w:val="18"/>
@@ -3765,6 +4195,7 @@
       </w:r>
       <w:r>
         <w:rPr>
+          <w:rFonts w:ascii="Arial" w:hAnsi="Arial" w:cs="Arial"/>
           <w:color w:val="000000"/>
           <w:sz w:val="18"/>
           <w:highlight w:val="lightGray"/>
@@ -3773,6 +4204,7 @@
       </w:r>
       <w:r>
         <w:rPr>
+          <w:rFonts w:ascii="Arial" w:hAnsi="Arial" w:cs="Arial"/>
           <w:b/>
           <w:color w:val="000000"/>
           <w:sz w:val="18"/>
@@ -3782,6 +4214,7 @@
       </w:r>
       <w:r>
         <w:rPr>
+          <w:rFonts w:ascii="Arial" w:hAnsi="Arial" w:cs="Arial"/>
           <w:color w:val="000000"/>
           <w:sz w:val="18"/>
           <w:highlight w:val="lightGray"/>
@@ -4052,6 +4485,7 @@
         <w:rPr>
           <w:rFonts w:ascii="Roboto Mono" w:hAnsi="Roboto Mono"/>
         </w:rPr>
+        <w:lastRenderedPageBreak/>
         <w:t>After:</w:t>
       </w:r>
     </w:p>
@@ -4147,14 +4581,17 @@
     <w:p>
       <w:r>
         <w:rPr>
+          <w:rFonts w:ascii="Arial" w:hAnsi="Arial" w:cs="Arial"/>
           <w:b/>
           <w:sz w:val="18"/>
           <w:highlight w:val="lightGray"/>
         </w:rPr>
         <w:t xml:space="preserve"># Source: </w:t>
       </w:r>
-      <w:r>
-        <w:rPr>
+      <w:proofErr w:type="spellStart"/>
+      <w:r>
+        <w:rPr>
+          <w:rFonts w:ascii="Arial" w:hAnsi="Arial" w:cs="Arial"/>
           <w:b/>
           <w:color w:val="000000"/>
           <w:sz w:val="18"/>
@@ -4162,8 +4599,10 @@
         </w:rPr>
         <w:t>ScreenShot</w:t>
       </w:r>
-      <w:r>
-        <w:rPr>
+      <w:proofErr w:type="spellEnd"/>
+      <w:r>
+        <w:rPr>
+          <w:rFonts w:ascii="Arial" w:hAnsi="Arial" w:cs="Arial"/>
           <w:sz w:val="18"/>
           <w:highlight w:val="lightGray"/>
         </w:rPr>
@@ -4171,6 +4610,7 @@
       </w:r>
       <w:r>
         <w:rPr>
+          <w:rFonts w:ascii="Arial" w:hAnsi="Arial" w:cs="Arial"/>
           <w:b/>
           <w:sz w:val="18"/>
           <w:highlight w:val="lightGray"/>
@@ -4179,6 +4619,7 @@
       </w:r>
       <w:r>
         <w:rPr>
+          <w:rFonts w:ascii="Arial" w:hAnsi="Arial" w:cs="Arial"/>
           <w:sz w:val="18"/>
           <w:highlight w:val="lightGray"/>
         </w:rPr>
@@ -4186,6 +4627,7 @@
       </w:r>
       <w:r>
         <w:rPr>
+          <w:rFonts w:ascii="Arial" w:hAnsi="Arial" w:cs="Arial"/>
           <w:b/>
           <w:sz w:val="18"/>
           <w:highlight w:val="lightGray"/>
@@ -4194,13 +4636,33 @@
       </w:r>
       <w:r>
         <w:rPr>
-          <w:sz w:val="18"/>
-          <w:highlight w:val="lightGray"/>
-        </w:rPr>
-        <w:t xml:space="preserve"> [Persons Table -&gt; ID Column: 1, Name_En Column: Motasem Essam] -&gt; </w:t>
-      </w:r>
-      <w:r>
-        <w:rPr>
+          <w:rFonts w:ascii="Arial" w:hAnsi="Arial" w:cs="Arial"/>
+          <w:sz w:val="18"/>
+          <w:highlight w:val="lightGray"/>
+        </w:rPr>
+        <w:t xml:space="preserve"> [Persons Table -&gt; ID Column: 1, </w:t>
+      </w:r>
+      <w:proofErr w:type="spellStart"/>
+      <w:r>
+        <w:rPr>
+          <w:rFonts w:ascii="Arial" w:hAnsi="Arial" w:cs="Arial"/>
+          <w:sz w:val="18"/>
+          <w:highlight w:val="lightGray"/>
+        </w:rPr>
+        <w:t>Name_En</w:t>
+      </w:r>
+      <w:proofErr w:type="spellEnd"/>
+      <w:r>
+        <w:rPr>
+          <w:rFonts w:ascii="Arial" w:hAnsi="Arial" w:cs="Arial"/>
+          <w:sz w:val="18"/>
+          <w:highlight w:val="lightGray"/>
+        </w:rPr>
+        <w:t xml:space="preserve"> Column: Motasem Essam] -&gt; </w:t>
+      </w:r>
+      <w:r>
+        <w:rPr>
+          <w:rFonts w:ascii="Arial" w:hAnsi="Arial" w:cs="Arial"/>
           <w:b/>
           <w:sz w:val="18"/>
           <w:highlight w:val="lightGray"/>
@@ -4209,13 +4671,33 @@
       </w:r>
       <w:r>
         <w:rPr>
-          <w:sz w:val="18"/>
-          <w:highlight w:val="lightGray"/>
-        </w:rPr>
-        <w:t xml:space="preserve"> [Automation Table -&gt; ID Column: 16, Name_En Column: Screen Capture] -&gt; </w:t>
-      </w:r>
-      <w:r>
-        <w:rPr>
+          <w:rFonts w:ascii="Arial" w:hAnsi="Arial" w:cs="Arial"/>
+          <w:sz w:val="18"/>
+          <w:highlight w:val="lightGray"/>
+        </w:rPr>
+        <w:t xml:space="preserve"> [Automation Table -&gt; ID Column: 16, </w:t>
+      </w:r>
+      <w:proofErr w:type="spellStart"/>
+      <w:r>
+        <w:rPr>
+          <w:rFonts w:ascii="Arial" w:hAnsi="Arial" w:cs="Arial"/>
+          <w:sz w:val="18"/>
+          <w:highlight w:val="lightGray"/>
+        </w:rPr>
+        <w:t>Name_En</w:t>
+      </w:r>
+      <w:proofErr w:type="spellEnd"/>
+      <w:r>
+        <w:rPr>
+          <w:rFonts w:ascii="Arial" w:hAnsi="Arial" w:cs="Arial"/>
+          <w:sz w:val="18"/>
+          <w:highlight w:val="lightGray"/>
+        </w:rPr>
+        <w:t xml:space="preserve"> Column: Screen Capture] -&gt; </w:t>
+      </w:r>
+      <w:r>
+        <w:rPr>
+          <w:rFonts w:ascii="Arial" w:hAnsi="Arial" w:cs="Arial"/>
           <w:b/>
           <w:color w:val="000000"/>
           <w:sz w:val="18"/>
@@ -4225,14 +4707,36 @@
       </w:r>
       <w:r>
         <w:rPr>
-          <w:color w:val="000000"/>
-          <w:sz w:val="18"/>
-          <w:highlight w:val="lightGray"/>
-        </w:rPr>
-        <w:t>[Operating System: Wampserver64 -&gt; phpmyadmin]</w:t>
-      </w:r>
-      <w:r>
-        <w:rPr>
+          <w:rFonts w:ascii="Arial" w:hAnsi="Arial" w:cs="Arial"/>
+          <w:color w:val="000000"/>
+          <w:sz w:val="18"/>
+          <w:highlight w:val="lightGray"/>
+        </w:rPr>
+        <w:t xml:space="preserve">[Operating System: Wampserver64 -&gt; </w:t>
+      </w:r>
+      <w:proofErr w:type="spellStart"/>
+      <w:r>
+        <w:rPr>
+          <w:rFonts w:ascii="Arial" w:hAnsi="Arial" w:cs="Arial"/>
+          <w:color w:val="000000"/>
+          <w:sz w:val="18"/>
+          <w:highlight w:val="lightGray"/>
+        </w:rPr>
+        <w:t>phpmyadmin</w:t>
+      </w:r>
+      <w:proofErr w:type="spellEnd"/>
+      <w:r>
+        <w:rPr>
+          <w:rFonts w:ascii="Arial" w:hAnsi="Arial" w:cs="Arial"/>
+          <w:color w:val="000000"/>
+          <w:sz w:val="18"/>
+          <w:highlight w:val="lightGray"/>
+        </w:rPr>
+        <w:t>]</w:t>
+      </w:r>
+      <w:r>
+        <w:rPr>
+          <w:rFonts w:ascii="Arial" w:hAnsi="Arial" w:cs="Arial"/>
           <w:sz w:val="18"/>
           <w:highlight w:val="lightGray"/>
         </w:rPr>
@@ -4240,6 +4744,7 @@
       </w:r>
       <w:r>
         <w:rPr>
+          <w:rFonts w:ascii="Arial" w:hAnsi="Arial" w:cs="Arial"/>
           <w:b/>
           <w:sz w:val="18"/>
           <w:highlight w:val="lightGray"/>
@@ -4248,6 +4753,7 @@
       </w:r>
       <w:r>
         <w:rPr>
+          <w:rFonts w:ascii="Arial" w:hAnsi="Arial" w:cs="Arial"/>
           <w:sz w:val="18"/>
           <w:highlight w:val="lightGray"/>
         </w:rPr>
@@ -4337,7 +4843,21 @@
         <w:rPr>
           <w:rFonts w:ascii="Roboto Mono" w:hAnsi="Roboto Mono"/>
         </w:rPr>
-        <w:t xml:space="preserve">    CustomerID INT PRIMARY KEY,</w:t>
+        <w:t xml:space="preserve">    </w:t>
+      </w:r>
+      <w:proofErr w:type="spellStart"/>
+      <w:r>
+        <w:rPr>
+          <w:rFonts w:ascii="Roboto Mono" w:hAnsi="Roboto Mono"/>
+        </w:rPr>
+        <w:t>CustomerID</w:t>
+      </w:r>
+      <w:proofErr w:type="spellEnd"/>
+      <w:r>
+        <w:rPr>
+          <w:rFonts w:ascii="Roboto Mono" w:hAnsi="Roboto Mono"/>
+        </w:rPr>
+        <w:t xml:space="preserve"> INT PRIMARY KEY,</w:t>
       </w:r>
     </w:p>
     <w:p>
@@ -4439,6 +4959,7 @@
         <w:pStyle w:val="Heading4"/>
       </w:pPr>
       <w:r>
+        <w:lastRenderedPageBreak/>
         <w:t>basic command</w:t>
       </w:r>
     </w:p>
@@ -4450,14 +4971,17 @@
       </w:pPr>
       <w:r>
         <w:rPr>
+          <w:rFonts w:ascii="Arial" w:hAnsi="Arial" w:cs="Arial"/>
           <w:b/>
           <w:sz w:val="18"/>
           <w:highlight w:val="lightGray"/>
         </w:rPr>
         <w:t xml:space="preserve"># Source: </w:t>
       </w:r>
-      <w:r>
-        <w:rPr>
+      <w:proofErr w:type="spellStart"/>
+      <w:r>
+        <w:rPr>
+          <w:rFonts w:ascii="Arial" w:hAnsi="Arial" w:cs="Arial"/>
           <w:b/>
           <w:color w:val="000000"/>
           <w:sz w:val="18"/>
@@ -4465,8 +4989,10 @@
         </w:rPr>
         <w:t>ScreenShot</w:t>
       </w:r>
-      <w:r>
-        <w:rPr>
+      <w:proofErr w:type="spellEnd"/>
+      <w:r>
+        <w:rPr>
+          <w:rFonts w:ascii="Arial" w:hAnsi="Arial" w:cs="Arial"/>
           <w:sz w:val="18"/>
           <w:highlight w:val="lightGray"/>
         </w:rPr>
@@ -4474,6 +5000,7 @@
       </w:r>
       <w:r>
         <w:rPr>
+          <w:rFonts w:ascii="Arial" w:hAnsi="Arial" w:cs="Arial"/>
           <w:b/>
           <w:sz w:val="18"/>
           <w:highlight w:val="lightGray"/>
@@ -4482,6 +5009,7 @@
       </w:r>
       <w:r>
         <w:rPr>
+          <w:rFonts w:ascii="Arial" w:hAnsi="Arial" w:cs="Arial"/>
           <w:sz w:val="18"/>
           <w:highlight w:val="lightGray"/>
         </w:rPr>
@@ -4489,6 +5017,7 @@
       </w:r>
       <w:r>
         <w:rPr>
+          <w:rFonts w:ascii="Arial" w:hAnsi="Arial" w:cs="Arial"/>
           <w:b/>
           <w:sz w:val="18"/>
           <w:highlight w:val="lightGray"/>
@@ -4497,13 +5026,33 @@
       </w:r>
       <w:r>
         <w:rPr>
-          <w:sz w:val="18"/>
-          <w:highlight w:val="lightGray"/>
-        </w:rPr>
-        <w:t xml:space="preserve"> [Persons Table -&gt; ID Column: 1, Name_En Column: Motasem Essam] -&gt; </w:t>
-      </w:r>
-      <w:r>
-        <w:rPr>
+          <w:rFonts w:ascii="Arial" w:hAnsi="Arial" w:cs="Arial"/>
+          <w:sz w:val="18"/>
+          <w:highlight w:val="lightGray"/>
+        </w:rPr>
+        <w:t xml:space="preserve"> [Persons Table -&gt; ID Column: 1, </w:t>
+      </w:r>
+      <w:proofErr w:type="spellStart"/>
+      <w:r>
+        <w:rPr>
+          <w:rFonts w:ascii="Arial" w:hAnsi="Arial" w:cs="Arial"/>
+          <w:sz w:val="18"/>
+          <w:highlight w:val="lightGray"/>
+        </w:rPr>
+        <w:t>Name_En</w:t>
+      </w:r>
+      <w:proofErr w:type="spellEnd"/>
+      <w:r>
+        <w:rPr>
+          <w:rFonts w:ascii="Arial" w:hAnsi="Arial" w:cs="Arial"/>
+          <w:sz w:val="18"/>
+          <w:highlight w:val="lightGray"/>
+        </w:rPr>
+        <w:t xml:space="preserve"> Column: Motasem Essam] -&gt; </w:t>
+      </w:r>
+      <w:r>
+        <w:rPr>
+          <w:rFonts w:ascii="Arial" w:hAnsi="Arial" w:cs="Arial"/>
           <w:b/>
           <w:sz w:val="18"/>
           <w:highlight w:val="lightGray"/>
@@ -4512,13 +5061,33 @@
       </w:r>
       <w:r>
         <w:rPr>
-          <w:sz w:val="18"/>
-          <w:highlight w:val="lightGray"/>
-        </w:rPr>
-        <w:t xml:space="preserve"> [Automation Table -&gt; ID Column: 16, Name_En Column: Screen Capture] -&gt; </w:t>
-      </w:r>
-      <w:r>
-        <w:rPr>
+          <w:rFonts w:ascii="Arial" w:hAnsi="Arial" w:cs="Arial"/>
+          <w:sz w:val="18"/>
+          <w:highlight w:val="lightGray"/>
+        </w:rPr>
+        <w:t xml:space="preserve"> [Automation Table -&gt; ID Column: 16, </w:t>
+      </w:r>
+      <w:proofErr w:type="spellStart"/>
+      <w:r>
+        <w:rPr>
+          <w:rFonts w:ascii="Arial" w:hAnsi="Arial" w:cs="Arial"/>
+          <w:sz w:val="18"/>
+          <w:highlight w:val="lightGray"/>
+        </w:rPr>
+        <w:t>Name_En</w:t>
+      </w:r>
+      <w:proofErr w:type="spellEnd"/>
+      <w:r>
+        <w:rPr>
+          <w:rFonts w:ascii="Arial" w:hAnsi="Arial" w:cs="Arial"/>
+          <w:sz w:val="18"/>
+          <w:highlight w:val="lightGray"/>
+        </w:rPr>
+        <w:t xml:space="preserve"> Column: Screen Capture] -&gt; </w:t>
+      </w:r>
+      <w:r>
+        <w:rPr>
+          <w:rFonts w:ascii="Arial" w:hAnsi="Arial" w:cs="Arial"/>
           <w:b/>
           <w:color w:val="000000"/>
           <w:sz w:val="18"/>
@@ -4528,14 +5097,36 @@
       </w:r>
       <w:r>
         <w:rPr>
-          <w:color w:val="000000"/>
-          <w:sz w:val="18"/>
-          <w:highlight w:val="lightGray"/>
-        </w:rPr>
-        <w:t>[Operating System: Wampserver64 -&gt; phpmyadmin]</w:t>
-      </w:r>
-      <w:r>
-        <w:rPr>
+          <w:rFonts w:ascii="Arial" w:hAnsi="Arial" w:cs="Arial"/>
+          <w:color w:val="000000"/>
+          <w:sz w:val="18"/>
+          <w:highlight w:val="lightGray"/>
+        </w:rPr>
+        <w:t xml:space="preserve">[Operating System: Wampserver64 -&gt; </w:t>
+      </w:r>
+      <w:proofErr w:type="spellStart"/>
+      <w:r>
+        <w:rPr>
+          <w:rFonts w:ascii="Arial" w:hAnsi="Arial" w:cs="Arial"/>
+          <w:color w:val="000000"/>
+          <w:sz w:val="18"/>
+          <w:highlight w:val="lightGray"/>
+        </w:rPr>
+        <w:t>phpmyadmin</w:t>
+      </w:r>
+      <w:proofErr w:type="spellEnd"/>
+      <w:r>
+        <w:rPr>
+          <w:rFonts w:ascii="Arial" w:hAnsi="Arial" w:cs="Arial"/>
+          <w:color w:val="000000"/>
+          <w:sz w:val="18"/>
+          <w:highlight w:val="lightGray"/>
+        </w:rPr>
+        <w:t>]</w:t>
+      </w:r>
+      <w:r>
+        <w:rPr>
+          <w:rFonts w:ascii="Arial" w:hAnsi="Arial" w:cs="Arial"/>
           <w:sz w:val="18"/>
           <w:highlight w:val="lightGray"/>
         </w:rPr>
@@ -4543,6 +5134,7 @@
       </w:r>
       <w:r>
         <w:rPr>
+          <w:rFonts w:ascii="Arial" w:hAnsi="Arial" w:cs="Arial"/>
           <w:b/>
           <w:sz w:val="18"/>
           <w:highlight w:val="lightGray"/>
@@ -4551,6 +5143,7 @@
       </w:r>
       <w:r>
         <w:rPr>
+          <w:rFonts w:ascii="Arial" w:hAnsi="Arial" w:cs="Arial"/>
           <w:sz w:val="18"/>
           <w:highlight w:val="lightGray"/>
         </w:rPr>
@@ -4738,6 +5331,7 @@
     <w:p>
       <w:r>
         <w:rPr>
+          <w:rFonts w:ascii="Arial" w:hAnsi="Arial" w:cs="Arial"/>
           <w:b/>
           <w:color w:val="000000"/>
           <w:sz w:val="18"/>
@@ -4747,14 +5341,36 @@
       </w:r>
       <w:r>
         <w:rPr>
-          <w:color w:val="000000"/>
-          <w:sz w:val="18"/>
-          <w:highlight w:val="lightGray"/>
-        </w:rPr>
-        <w:t xml:space="preserve">: Persons Table -&gt; ID Column: 1, Name_En Column: Motasem Essam] -&gt; </w:t>
-      </w:r>
-      <w:r>
-        <w:rPr>
+          <w:rFonts w:ascii="Arial" w:hAnsi="Arial" w:cs="Arial"/>
+          <w:color w:val="000000"/>
+          <w:sz w:val="18"/>
+          <w:highlight w:val="lightGray"/>
+        </w:rPr>
+        <w:t xml:space="preserve">: Persons Table -&gt; ID Column: 1, </w:t>
+      </w:r>
+      <w:proofErr w:type="spellStart"/>
+      <w:r>
+        <w:rPr>
+          <w:rFonts w:ascii="Arial" w:hAnsi="Arial" w:cs="Arial"/>
+          <w:color w:val="000000"/>
+          <w:sz w:val="18"/>
+          <w:highlight w:val="lightGray"/>
+        </w:rPr>
+        <w:t>Name_En</w:t>
+      </w:r>
+      <w:proofErr w:type="spellEnd"/>
+      <w:r>
+        <w:rPr>
+          <w:rFonts w:ascii="Arial" w:hAnsi="Arial" w:cs="Arial"/>
+          <w:color w:val="000000"/>
+          <w:sz w:val="18"/>
+          <w:highlight w:val="lightGray"/>
+        </w:rPr>
+        <w:t xml:space="preserve"> Column: Motasem Essam] -&gt; </w:t>
+      </w:r>
+      <w:r>
+        <w:rPr>
+          <w:rFonts w:ascii="Arial" w:hAnsi="Arial" w:cs="Arial"/>
           <w:b/>
           <w:color w:val="000000"/>
           <w:sz w:val="18"/>
@@ -4764,6 +5380,7 @@
       </w:r>
       <w:r>
         <w:rPr>
+          <w:rFonts w:ascii="Arial" w:hAnsi="Arial" w:cs="Arial"/>
           <w:color w:val="000000"/>
           <w:sz w:val="18"/>
           <w:highlight w:val="lightGray"/>
@@ -4772,6 +5389,7 @@
       </w:r>
       <w:r>
         <w:rPr>
+          <w:rFonts w:ascii="Arial" w:hAnsi="Arial" w:cs="Arial"/>
           <w:b/>
           <w:color w:val="000000"/>
           <w:sz w:val="18"/>
@@ -4781,6 +5399,7 @@
       </w:r>
       <w:r>
         <w:rPr>
+          <w:rFonts w:ascii="Arial" w:hAnsi="Arial" w:cs="Arial"/>
           <w:color w:val="000000"/>
           <w:sz w:val="18"/>
           <w:highlight w:val="lightGray"/>
@@ -4815,6 +5434,7 @@
         <w:rPr>
           <w:rFonts w:ascii="Roboto Mono" w:hAnsi="Roboto Mono"/>
         </w:rPr>
+        <w:lastRenderedPageBreak/>
         <w:t>Removes all rows from a table.</w:t>
       </w:r>
     </w:p>
@@ -5039,6 +5659,7 @@
                 <w:bCs/>
               </w:rPr>
             </w:pPr>
+            <w:proofErr w:type="spellStart"/>
             <w:r>
               <w:rPr>
                 <w:rFonts w:ascii="Roboto Mono" w:hAnsi="Roboto Mono"/>
@@ -5047,6 +5668,7 @@
               </w:rPr>
               <w:t>CustomerID</w:t>
             </w:r>
+            <w:proofErr w:type="spellEnd"/>
           </w:p>
         </w:tc>
         <w:tc>
@@ -5294,6 +5916,7 @@
                 <w:bCs/>
               </w:rPr>
             </w:pPr>
+            <w:proofErr w:type="spellStart"/>
             <w:r>
               <w:rPr>
                 <w:rFonts w:ascii="Roboto Mono" w:hAnsi="Roboto Mono"/>
@@ -5302,6 +5925,7 @@
               </w:rPr>
               <w:t>CustomerID</w:t>
             </w:r>
+            <w:proofErr w:type="spellEnd"/>
           </w:p>
         </w:tc>
         <w:tc>
@@ -5404,6 +6028,7 @@
         <w:rPr>
           <w:noProof/>
         </w:rPr>
+        <w:lastRenderedPageBreak/>
         <w:drawing>
           <wp:inline distT="0" distB="0" distL="0" distR="0" wp14:anchorId="3D84171C" wp14:editId="0F776165">
             <wp:extent cx="5943600" cy="597535"/>
@@ -5619,14 +6244,17 @@
     <w:p>
       <w:r>
         <w:rPr>
+          <w:rFonts w:ascii="Arial" w:hAnsi="Arial" w:cs="Arial"/>
           <w:b/>
           <w:sz w:val="18"/>
           <w:highlight w:val="lightGray"/>
         </w:rPr>
         <w:t xml:space="preserve"># Source: </w:t>
       </w:r>
-      <w:r>
-        <w:rPr>
+      <w:proofErr w:type="spellStart"/>
+      <w:r>
+        <w:rPr>
+          <w:rFonts w:ascii="Arial" w:hAnsi="Arial" w:cs="Arial"/>
           <w:b/>
           <w:color w:val="000000"/>
           <w:sz w:val="18"/>
@@ -5634,8 +6262,10 @@
         </w:rPr>
         <w:t>ScreenShot</w:t>
       </w:r>
-      <w:r>
-        <w:rPr>
+      <w:proofErr w:type="spellEnd"/>
+      <w:r>
+        <w:rPr>
+          <w:rFonts w:ascii="Arial" w:hAnsi="Arial" w:cs="Arial"/>
           <w:sz w:val="18"/>
           <w:highlight w:val="lightGray"/>
         </w:rPr>
@@ -5643,6 +6273,7 @@
       </w:r>
       <w:r>
         <w:rPr>
+          <w:rFonts w:ascii="Arial" w:hAnsi="Arial" w:cs="Arial"/>
           <w:b/>
           <w:sz w:val="18"/>
           <w:highlight w:val="lightGray"/>
@@ -5651,6 +6282,7 @@
       </w:r>
       <w:r>
         <w:rPr>
+          <w:rFonts w:ascii="Arial" w:hAnsi="Arial" w:cs="Arial"/>
           <w:sz w:val="18"/>
           <w:highlight w:val="lightGray"/>
         </w:rPr>
@@ -5658,6 +6290,7 @@
       </w:r>
       <w:r>
         <w:rPr>
+          <w:rFonts w:ascii="Arial" w:hAnsi="Arial" w:cs="Arial"/>
           <w:b/>
           <w:sz w:val="18"/>
           <w:highlight w:val="lightGray"/>
@@ -5666,13 +6299,33 @@
       </w:r>
       <w:r>
         <w:rPr>
-          <w:sz w:val="18"/>
-          <w:highlight w:val="lightGray"/>
-        </w:rPr>
-        <w:t xml:space="preserve"> [Persons Table -&gt; ID Column: 1, Name_En Column: Motasem Essam] -&gt; </w:t>
-      </w:r>
-      <w:r>
-        <w:rPr>
+          <w:rFonts w:ascii="Arial" w:hAnsi="Arial" w:cs="Arial"/>
+          <w:sz w:val="18"/>
+          <w:highlight w:val="lightGray"/>
+        </w:rPr>
+        <w:t xml:space="preserve"> [Persons Table -&gt; ID Column: 1, </w:t>
+      </w:r>
+      <w:proofErr w:type="spellStart"/>
+      <w:r>
+        <w:rPr>
+          <w:rFonts w:ascii="Arial" w:hAnsi="Arial" w:cs="Arial"/>
+          <w:sz w:val="18"/>
+          <w:highlight w:val="lightGray"/>
+        </w:rPr>
+        <w:t>Name_En</w:t>
+      </w:r>
+      <w:proofErr w:type="spellEnd"/>
+      <w:r>
+        <w:rPr>
+          <w:rFonts w:ascii="Arial" w:hAnsi="Arial" w:cs="Arial"/>
+          <w:sz w:val="18"/>
+          <w:highlight w:val="lightGray"/>
+        </w:rPr>
+        <w:t xml:space="preserve"> Column: Motasem Essam] -&gt; </w:t>
+      </w:r>
+      <w:r>
+        <w:rPr>
+          <w:rFonts w:ascii="Arial" w:hAnsi="Arial" w:cs="Arial"/>
           <w:b/>
           <w:sz w:val="18"/>
           <w:highlight w:val="lightGray"/>
@@ -5681,13 +6334,33 @@
       </w:r>
       <w:r>
         <w:rPr>
-          <w:sz w:val="18"/>
-          <w:highlight w:val="lightGray"/>
-        </w:rPr>
-        <w:t xml:space="preserve"> [Automation Table -&gt; ID Column: 16, Name_En Column: Screen Capture] -&gt; </w:t>
-      </w:r>
-      <w:r>
-        <w:rPr>
+          <w:rFonts w:ascii="Arial" w:hAnsi="Arial" w:cs="Arial"/>
+          <w:sz w:val="18"/>
+          <w:highlight w:val="lightGray"/>
+        </w:rPr>
+        <w:t xml:space="preserve"> [Automation Table -&gt; ID Column: 16, </w:t>
+      </w:r>
+      <w:proofErr w:type="spellStart"/>
+      <w:r>
+        <w:rPr>
+          <w:rFonts w:ascii="Arial" w:hAnsi="Arial" w:cs="Arial"/>
+          <w:sz w:val="18"/>
+          <w:highlight w:val="lightGray"/>
+        </w:rPr>
+        <w:t>Name_En</w:t>
+      </w:r>
+      <w:proofErr w:type="spellEnd"/>
+      <w:r>
+        <w:rPr>
+          <w:rFonts w:ascii="Arial" w:hAnsi="Arial" w:cs="Arial"/>
+          <w:sz w:val="18"/>
+          <w:highlight w:val="lightGray"/>
+        </w:rPr>
+        <w:t xml:space="preserve"> Column: Screen Capture] -&gt; </w:t>
+      </w:r>
+      <w:r>
+        <w:rPr>
+          <w:rFonts w:ascii="Arial" w:hAnsi="Arial" w:cs="Arial"/>
           <w:b/>
           <w:color w:val="000000"/>
           <w:sz w:val="18"/>
@@ -5697,14 +6370,36 @@
       </w:r>
       <w:r>
         <w:rPr>
-          <w:color w:val="000000"/>
-          <w:sz w:val="18"/>
-          <w:highlight w:val="lightGray"/>
-        </w:rPr>
-        <w:t>[Operating System: Wampserver64 -&gt; phpmyadmin]</w:t>
-      </w:r>
-      <w:r>
-        <w:rPr>
+          <w:rFonts w:ascii="Arial" w:hAnsi="Arial" w:cs="Arial"/>
+          <w:color w:val="000000"/>
+          <w:sz w:val="18"/>
+          <w:highlight w:val="lightGray"/>
+        </w:rPr>
+        <w:t xml:space="preserve">[Operating System: Wampserver64 -&gt; </w:t>
+      </w:r>
+      <w:proofErr w:type="spellStart"/>
+      <w:r>
+        <w:rPr>
+          <w:rFonts w:ascii="Arial" w:hAnsi="Arial" w:cs="Arial"/>
+          <w:color w:val="000000"/>
+          <w:sz w:val="18"/>
+          <w:highlight w:val="lightGray"/>
+        </w:rPr>
+        <w:t>phpmyadmin</w:t>
+      </w:r>
+      <w:proofErr w:type="spellEnd"/>
+      <w:r>
+        <w:rPr>
+          <w:rFonts w:ascii="Arial" w:hAnsi="Arial" w:cs="Arial"/>
+          <w:color w:val="000000"/>
+          <w:sz w:val="18"/>
+          <w:highlight w:val="lightGray"/>
+        </w:rPr>
+        <w:t>]</w:t>
+      </w:r>
+      <w:r>
+        <w:rPr>
+          <w:rFonts w:ascii="Arial" w:hAnsi="Arial" w:cs="Arial"/>
           <w:sz w:val="18"/>
           <w:highlight w:val="lightGray"/>
         </w:rPr>
@@ -5712,6 +6407,7 @@
       </w:r>
       <w:r>
         <w:rPr>
+          <w:rFonts w:ascii="Arial" w:hAnsi="Arial" w:cs="Arial"/>
           <w:b/>
           <w:sz w:val="18"/>
           <w:highlight w:val="lightGray"/>
@@ -5720,6 +6416,7 @@
       </w:r>
       <w:r>
         <w:rPr>
+          <w:rFonts w:ascii="Arial" w:hAnsi="Arial" w:cs="Arial"/>
           <w:sz w:val="18"/>
           <w:highlight w:val="lightGray"/>
         </w:rPr>
@@ -5809,7 +6506,21 @@
         <w:rPr>
           <w:rFonts w:ascii="Roboto Mono" w:hAnsi="Roboto Mono"/>
         </w:rPr>
-        <w:t xml:space="preserve">    CustomerID INT PRIMARY KEY,</w:t>
+        <w:t xml:space="preserve">    </w:t>
+      </w:r>
+      <w:proofErr w:type="spellStart"/>
+      <w:r>
+        <w:rPr>
+          <w:rFonts w:ascii="Roboto Mono" w:hAnsi="Roboto Mono"/>
+        </w:rPr>
+        <w:t>CustomerID</w:t>
+      </w:r>
+      <w:proofErr w:type="spellEnd"/>
+      <w:r>
+        <w:rPr>
+          <w:rFonts w:ascii="Roboto Mono" w:hAnsi="Roboto Mono"/>
+        </w:rPr>
+        <w:t xml:space="preserve"> INT PRIMARY KEY,</w:t>
       </w:r>
     </w:p>
     <w:p>
@@ -5848,6 +6559,7 @@
         <w:rPr>
           <w:rFonts w:ascii="Roboto Mono" w:hAnsi="Roboto Mono"/>
         </w:rPr>
+        <w:lastRenderedPageBreak/>
         <w:t>);</w:t>
       </w:r>
     </w:p>
@@ -6080,6 +6792,7 @@
         <w:rPr>
           <w:noProof/>
         </w:rPr>
+        <w:lastRenderedPageBreak/>
         <w:drawing>
           <wp:inline distT="0" distB="0" distL="0" distR="0" wp14:anchorId="11DD584E" wp14:editId="73915810">
             <wp:extent cx="5943600" cy="2756535"/>
@@ -6207,14 +6920,17 @@
       </w:pPr>
       <w:r>
         <w:rPr>
+          <w:rFonts w:ascii="Arial" w:hAnsi="Arial" w:cs="Arial"/>
           <w:b/>
           <w:sz w:val="18"/>
           <w:highlight w:val="lightGray"/>
         </w:rPr>
         <w:t xml:space="preserve"># Source: </w:t>
       </w:r>
-      <w:r>
-        <w:rPr>
+      <w:proofErr w:type="spellStart"/>
+      <w:r>
+        <w:rPr>
+          <w:rFonts w:ascii="Arial" w:hAnsi="Arial" w:cs="Arial"/>
           <w:b/>
           <w:color w:val="000000"/>
           <w:sz w:val="18"/>
@@ -6222,8 +6938,10 @@
         </w:rPr>
         <w:t>ScreenShot</w:t>
       </w:r>
-      <w:r>
-        <w:rPr>
+      <w:proofErr w:type="spellEnd"/>
+      <w:r>
+        <w:rPr>
+          <w:rFonts w:ascii="Arial" w:hAnsi="Arial" w:cs="Arial"/>
           <w:sz w:val="18"/>
           <w:highlight w:val="lightGray"/>
         </w:rPr>
@@ -6231,6 +6949,7 @@
       </w:r>
       <w:r>
         <w:rPr>
+          <w:rFonts w:ascii="Arial" w:hAnsi="Arial" w:cs="Arial"/>
           <w:b/>
           <w:sz w:val="18"/>
           <w:highlight w:val="lightGray"/>
@@ -6239,6 +6958,7 @@
       </w:r>
       <w:r>
         <w:rPr>
+          <w:rFonts w:ascii="Arial" w:hAnsi="Arial" w:cs="Arial"/>
           <w:sz w:val="18"/>
           <w:highlight w:val="lightGray"/>
         </w:rPr>
@@ -6246,6 +6966,7 @@
       </w:r>
       <w:r>
         <w:rPr>
+          <w:rFonts w:ascii="Arial" w:hAnsi="Arial" w:cs="Arial"/>
           <w:b/>
           <w:sz w:val="18"/>
           <w:highlight w:val="lightGray"/>
@@ -6254,13 +6975,33 @@
       </w:r>
       <w:r>
         <w:rPr>
-          <w:sz w:val="18"/>
-          <w:highlight w:val="lightGray"/>
-        </w:rPr>
-        <w:t xml:space="preserve"> [Persons Table -&gt; ID Column: 1, Name_En Column: Motasem Essam] -&gt; </w:t>
-      </w:r>
-      <w:r>
-        <w:rPr>
+          <w:rFonts w:ascii="Arial" w:hAnsi="Arial" w:cs="Arial"/>
+          <w:sz w:val="18"/>
+          <w:highlight w:val="lightGray"/>
+        </w:rPr>
+        <w:t xml:space="preserve"> [Persons Table -&gt; ID Column: 1, </w:t>
+      </w:r>
+      <w:proofErr w:type="spellStart"/>
+      <w:r>
+        <w:rPr>
+          <w:rFonts w:ascii="Arial" w:hAnsi="Arial" w:cs="Arial"/>
+          <w:sz w:val="18"/>
+          <w:highlight w:val="lightGray"/>
+        </w:rPr>
+        <w:t>Name_En</w:t>
+      </w:r>
+      <w:proofErr w:type="spellEnd"/>
+      <w:r>
+        <w:rPr>
+          <w:rFonts w:ascii="Arial" w:hAnsi="Arial" w:cs="Arial"/>
+          <w:sz w:val="18"/>
+          <w:highlight w:val="lightGray"/>
+        </w:rPr>
+        <w:t xml:space="preserve"> Column: Motasem Essam] -&gt; </w:t>
+      </w:r>
+      <w:r>
+        <w:rPr>
+          <w:rFonts w:ascii="Arial" w:hAnsi="Arial" w:cs="Arial"/>
           <w:b/>
           <w:sz w:val="18"/>
           <w:highlight w:val="lightGray"/>
@@ -6269,13 +7010,33 @@
       </w:r>
       <w:r>
         <w:rPr>
-          <w:sz w:val="18"/>
-          <w:highlight w:val="lightGray"/>
-        </w:rPr>
-        <w:t xml:space="preserve"> [Automation Table -&gt; ID Column: 16, Name_En Column: Screen Capture] -&gt; </w:t>
-      </w:r>
-      <w:r>
-        <w:rPr>
+          <w:rFonts w:ascii="Arial" w:hAnsi="Arial" w:cs="Arial"/>
+          <w:sz w:val="18"/>
+          <w:highlight w:val="lightGray"/>
+        </w:rPr>
+        <w:t xml:space="preserve"> [Automation Table -&gt; ID Column: 16, </w:t>
+      </w:r>
+      <w:proofErr w:type="spellStart"/>
+      <w:r>
+        <w:rPr>
+          <w:rFonts w:ascii="Arial" w:hAnsi="Arial" w:cs="Arial"/>
+          <w:sz w:val="18"/>
+          <w:highlight w:val="lightGray"/>
+        </w:rPr>
+        <w:t>Name_En</w:t>
+      </w:r>
+      <w:proofErr w:type="spellEnd"/>
+      <w:r>
+        <w:rPr>
+          <w:rFonts w:ascii="Arial" w:hAnsi="Arial" w:cs="Arial"/>
+          <w:sz w:val="18"/>
+          <w:highlight w:val="lightGray"/>
+        </w:rPr>
+        <w:t xml:space="preserve"> Column: Screen Capture] -&gt; </w:t>
+      </w:r>
+      <w:r>
+        <w:rPr>
+          <w:rFonts w:ascii="Arial" w:hAnsi="Arial" w:cs="Arial"/>
           <w:b/>
           <w:color w:val="000000"/>
           <w:sz w:val="18"/>
@@ -6285,14 +7046,36 @@
       </w:r>
       <w:r>
         <w:rPr>
-          <w:color w:val="000000"/>
-          <w:sz w:val="18"/>
-          <w:highlight w:val="lightGray"/>
-        </w:rPr>
-        <w:t>[Operating System: Wampserver64 -&gt; phpmyadmin]</w:t>
-      </w:r>
-      <w:r>
-        <w:rPr>
+          <w:rFonts w:ascii="Arial" w:hAnsi="Arial" w:cs="Arial"/>
+          <w:color w:val="000000"/>
+          <w:sz w:val="18"/>
+          <w:highlight w:val="lightGray"/>
+        </w:rPr>
+        <w:t xml:space="preserve">[Operating System: Wampserver64 -&gt; </w:t>
+      </w:r>
+      <w:proofErr w:type="spellStart"/>
+      <w:r>
+        <w:rPr>
+          <w:rFonts w:ascii="Arial" w:hAnsi="Arial" w:cs="Arial"/>
+          <w:color w:val="000000"/>
+          <w:sz w:val="18"/>
+          <w:highlight w:val="lightGray"/>
+        </w:rPr>
+        <w:t>phpmyadmin</w:t>
+      </w:r>
+      <w:proofErr w:type="spellEnd"/>
+      <w:r>
+        <w:rPr>
+          <w:rFonts w:ascii="Arial" w:hAnsi="Arial" w:cs="Arial"/>
+          <w:color w:val="000000"/>
+          <w:sz w:val="18"/>
+          <w:highlight w:val="lightGray"/>
+        </w:rPr>
+        <w:t>]</w:t>
+      </w:r>
+      <w:r>
+        <w:rPr>
+          <w:rFonts w:ascii="Arial" w:hAnsi="Arial" w:cs="Arial"/>
           <w:sz w:val="18"/>
           <w:highlight w:val="lightGray"/>
         </w:rPr>
@@ -6300,6 +7083,7 @@
       </w:r>
       <w:r>
         <w:rPr>
+          <w:rFonts w:ascii="Arial" w:hAnsi="Arial" w:cs="Arial"/>
           <w:b/>
           <w:sz w:val="18"/>
           <w:highlight w:val="lightGray"/>
@@ -6308,6 +7092,7 @@
       </w:r>
       <w:r>
         <w:rPr>
+          <w:rFonts w:ascii="Arial" w:hAnsi="Arial" w:cs="Arial"/>
           <w:sz w:val="18"/>
           <w:highlight w:val="lightGray"/>
         </w:rPr>
@@ -6324,6 +7109,7 @@
         <w:rPr>
           <w:noProof/>
         </w:rPr>
+        <w:lastRenderedPageBreak/>
         <w:drawing>
           <wp:inline distT="0" distB="0" distL="0" distR="0" wp14:anchorId="6F46DC86" wp14:editId="0C86E310">
             <wp:extent cx="5943600" cy="2064385"/>
@@ -6527,6 +7313,7 @@
         <w:pStyle w:val="Heading2"/>
       </w:pPr>
       <w:r>
+        <w:lastRenderedPageBreak/>
         <w:t>5️</w:t>
       </w:r>
       <w:r>
@@ -6542,6 +7329,7 @@
     <w:p>
       <w:r>
         <w:rPr>
+          <w:rFonts w:ascii="Arial" w:hAnsi="Arial" w:cs="Arial"/>
           <w:b/>
           <w:color w:val="000000"/>
           <w:sz w:val="18"/>
@@ -6551,14 +7339,36 @@
       </w:r>
       <w:r>
         <w:rPr>
-          <w:color w:val="000000"/>
-          <w:sz w:val="18"/>
-          <w:highlight w:val="lightGray"/>
-        </w:rPr>
-        <w:t xml:space="preserve">: Persons Table -&gt; ID Column: 1, Name_En Column: Motasem Essam] -&gt; </w:t>
-      </w:r>
-      <w:r>
-        <w:rPr>
+          <w:rFonts w:ascii="Arial" w:hAnsi="Arial" w:cs="Arial"/>
+          <w:color w:val="000000"/>
+          <w:sz w:val="18"/>
+          <w:highlight w:val="lightGray"/>
+        </w:rPr>
+        <w:t xml:space="preserve">: Persons Table -&gt; ID Column: 1, </w:t>
+      </w:r>
+      <w:proofErr w:type="spellStart"/>
+      <w:r>
+        <w:rPr>
+          <w:rFonts w:ascii="Arial" w:hAnsi="Arial" w:cs="Arial"/>
+          <w:color w:val="000000"/>
+          <w:sz w:val="18"/>
+          <w:highlight w:val="lightGray"/>
+        </w:rPr>
+        <w:t>Name_En</w:t>
+      </w:r>
+      <w:proofErr w:type="spellEnd"/>
+      <w:r>
+        <w:rPr>
+          <w:rFonts w:ascii="Arial" w:hAnsi="Arial" w:cs="Arial"/>
+          <w:color w:val="000000"/>
+          <w:sz w:val="18"/>
+          <w:highlight w:val="lightGray"/>
+        </w:rPr>
+        <w:t xml:space="preserve"> Column: Motasem Essam] -&gt; </w:t>
+      </w:r>
+      <w:r>
+        <w:rPr>
+          <w:rFonts w:ascii="Arial" w:hAnsi="Arial" w:cs="Arial"/>
           <w:b/>
           <w:color w:val="000000"/>
           <w:sz w:val="18"/>
@@ -6568,6 +7378,7 @@
       </w:r>
       <w:r>
         <w:rPr>
+          <w:rFonts w:ascii="Arial" w:hAnsi="Arial" w:cs="Arial"/>
           <w:color w:val="000000"/>
           <w:sz w:val="18"/>
           <w:highlight w:val="lightGray"/>
@@ -6576,6 +7387,7 @@
       </w:r>
       <w:r>
         <w:rPr>
+          <w:rFonts w:ascii="Arial" w:hAnsi="Arial" w:cs="Arial"/>
           <w:b/>
           <w:color w:val="000000"/>
           <w:sz w:val="18"/>
@@ -6585,6 +7397,7 @@
       </w:r>
       <w:r>
         <w:rPr>
+          <w:rFonts w:ascii="Arial" w:hAnsi="Arial" w:cs="Arial"/>
           <w:color w:val="000000"/>
           <w:sz w:val="18"/>
           <w:highlight w:val="lightGray"/>
@@ -7008,6 +7821,7 @@
         <w:pStyle w:val="Heading3"/>
       </w:pPr>
       <w:r>
+        <w:lastRenderedPageBreak/>
         <w:t>Real Example</w:t>
       </w:r>
     </w:p>
@@ -7022,14 +7836,17 @@
     <w:p>
       <w:r>
         <w:rPr>
+          <w:rFonts w:ascii="Arial" w:hAnsi="Arial" w:cs="Arial"/>
           <w:b/>
           <w:sz w:val="18"/>
           <w:highlight w:val="lightGray"/>
         </w:rPr>
         <w:t xml:space="preserve"># Source: </w:t>
       </w:r>
-      <w:r>
-        <w:rPr>
+      <w:proofErr w:type="spellStart"/>
+      <w:r>
+        <w:rPr>
+          <w:rFonts w:ascii="Arial" w:hAnsi="Arial" w:cs="Arial"/>
           <w:b/>
           <w:color w:val="000000"/>
           <w:sz w:val="18"/>
@@ -7037,8 +7854,10 @@
         </w:rPr>
         <w:t>ScreenShot</w:t>
       </w:r>
-      <w:r>
-        <w:rPr>
+      <w:proofErr w:type="spellEnd"/>
+      <w:r>
+        <w:rPr>
+          <w:rFonts w:ascii="Arial" w:hAnsi="Arial" w:cs="Arial"/>
           <w:sz w:val="18"/>
           <w:highlight w:val="lightGray"/>
         </w:rPr>
@@ -7046,6 +7865,7 @@
       </w:r>
       <w:r>
         <w:rPr>
+          <w:rFonts w:ascii="Arial" w:hAnsi="Arial" w:cs="Arial"/>
           <w:b/>
           <w:sz w:val="18"/>
           <w:highlight w:val="lightGray"/>
@@ -7054,6 +7874,7 @@
       </w:r>
       <w:r>
         <w:rPr>
+          <w:rFonts w:ascii="Arial" w:hAnsi="Arial" w:cs="Arial"/>
           <w:sz w:val="18"/>
           <w:highlight w:val="lightGray"/>
         </w:rPr>
@@ -7061,6 +7882,7 @@
       </w:r>
       <w:r>
         <w:rPr>
+          <w:rFonts w:ascii="Arial" w:hAnsi="Arial" w:cs="Arial"/>
           <w:b/>
           <w:sz w:val="18"/>
           <w:highlight w:val="lightGray"/>
@@ -7069,13 +7891,33 @@
       </w:r>
       <w:r>
         <w:rPr>
-          <w:sz w:val="18"/>
-          <w:highlight w:val="lightGray"/>
-        </w:rPr>
-        <w:t xml:space="preserve"> [Persons Table -&gt; ID Column: 1, Name_En Column: Motasem Essam] -&gt; </w:t>
-      </w:r>
-      <w:r>
-        <w:rPr>
+          <w:rFonts w:ascii="Arial" w:hAnsi="Arial" w:cs="Arial"/>
+          <w:sz w:val="18"/>
+          <w:highlight w:val="lightGray"/>
+        </w:rPr>
+        <w:t xml:space="preserve"> [Persons Table -&gt; ID Column: 1, </w:t>
+      </w:r>
+      <w:proofErr w:type="spellStart"/>
+      <w:r>
+        <w:rPr>
+          <w:rFonts w:ascii="Arial" w:hAnsi="Arial" w:cs="Arial"/>
+          <w:sz w:val="18"/>
+          <w:highlight w:val="lightGray"/>
+        </w:rPr>
+        <w:t>Name_En</w:t>
+      </w:r>
+      <w:proofErr w:type="spellEnd"/>
+      <w:r>
+        <w:rPr>
+          <w:rFonts w:ascii="Arial" w:hAnsi="Arial" w:cs="Arial"/>
+          <w:sz w:val="18"/>
+          <w:highlight w:val="lightGray"/>
+        </w:rPr>
+        <w:t xml:space="preserve"> Column: Motasem Essam] -&gt; </w:t>
+      </w:r>
+      <w:r>
+        <w:rPr>
+          <w:rFonts w:ascii="Arial" w:hAnsi="Arial" w:cs="Arial"/>
           <w:b/>
           <w:sz w:val="18"/>
           <w:highlight w:val="lightGray"/>
@@ -7084,13 +7926,33 @@
       </w:r>
       <w:r>
         <w:rPr>
-          <w:sz w:val="18"/>
-          <w:highlight w:val="lightGray"/>
-        </w:rPr>
-        <w:t xml:space="preserve"> [Automation Table -&gt; ID Column: 16, Name_En Column: Screen Capture] -&gt; </w:t>
-      </w:r>
-      <w:r>
-        <w:rPr>
+          <w:rFonts w:ascii="Arial" w:hAnsi="Arial" w:cs="Arial"/>
+          <w:sz w:val="18"/>
+          <w:highlight w:val="lightGray"/>
+        </w:rPr>
+        <w:t xml:space="preserve"> [Automation Table -&gt; ID Column: 16, </w:t>
+      </w:r>
+      <w:proofErr w:type="spellStart"/>
+      <w:r>
+        <w:rPr>
+          <w:rFonts w:ascii="Arial" w:hAnsi="Arial" w:cs="Arial"/>
+          <w:sz w:val="18"/>
+          <w:highlight w:val="lightGray"/>
+        </w:rPr>
+        <w:t>Name_En</w:t>
+      </w:r>
+      <w:proofErr w:type="spellEnd"/>
+      <w:r>
+        <w:rPr>
+          <w:rFonts w:ascii="Arial" w:hAnsi="Arial" w:cs="Arial"/>
+          <w:sz w:val="18"/>
+          <w:highlight w:val="lightGray"/>
+        </w:rPr>
+        <w:t xml:space="preserve"> Column: Screen Capture] -&gt; </w:t>
+      </w:r>
+      <w:r>
+        <w:rPr>
+          <w:rFonts w:ascii="Arial" w:hAnsi="Arial" w:cs="Arial"/>
           <w:b/>
           <w:color w:val="000000"/>
           <w:sz w:val="18"/>
@@ -7100,14 +7962,36 @@
       </w:r>
       <w:r>
         <w:rPr>
-          <w:color w:val="000000"/>
-          <w:sz w:val="18"/>
-          <w:highlight w:val="lightGray"/>
-        </w:rPr>
-        <w:t>[Operating System: Wampserver64 -&gt; phpmyadmin]</w:t>
-      </w:r>
-      <w:r>
-        <w:rPr>
+          <w:rFonts w:ascii="Arial" w:hAnsi="Arial" w:cs="Arial"/>
+          <w:color w:val="000000"/>
+          <w:sz w:val="18"/>
+          <w:highlight w:val="lightGray"/>
+        </w:rPr>
+        <w:t xml:space="preserve">[Operating System: Wampserver64 -&gt; </w:t>
+      </w:r>
+      <w:proofErr w:type="spellStart"/>
+      <w:r>
+        <w:rPr>
+          <w:rFonts w:ascii="Arial" w:hAnsi="Arial" w:cs="Arial"/>
+          <w:color w:val="000000"/>
+          <w:sz w:val="18"/>
+          <w:highlight w:val="lightGray"/>
+        </w:rPr>
+        <w:t>phpmyadmin</w:t>
+      </w:r>
+      <w:proofErr w:type="spellEnd"/>
+      <w:r>
+        <w:rPr>
+          <w:rFonts w:ascii="Arial" w:hAnsi="Arial" w:cs="Arial"/>
+          <w:color w:val="000000"/>
+          <w:sz w:val="18"/>
+          <w:highlight w:val="lightGray"/>
+        </w:rPr>
+        <w:t>]</w:t>
+      </w:r>
+      <w:r>
+        <w:rPr>
+          <w:rFonts w:ascii="Arial" w:hAnsi="Arial" w:cs="Arial"/>
           <w:sz w:val="18"/>
           <w:highlight w:val="lightGray"/>
         </w:rPr>
@@ -7115,6 +7999,7 @@
       </w:r>
       <w:r>
         <w:rPr>
+          <w:rFonts w:ascii="Arial" w:hAnsi="Arial" w:cs="Arial"/>
           <w:b/>
           <w:sz w:val="18"/>
           <w:highlight w:val="lightGray"/>
@@ -7123,6 +8008,7 @@
       </w:r>
       <w:r>
         <w:rPr>
+          <w:rFonts w:ascii="Arial" w:hAnsi="Arial" w:cs="Arial"/>
           <w:sz w:val="18"/>
           <w:highlight w:val="lightGray"/>
         </w:rPr>
@@ -7212,7 +8098,21 @@
         <w:rPr>
           <w:rFonts w:ascii="Roboto Mono" w:hAnsi="Roboto Mono"/>
         </w:rPr>
-        <w:t xml:space="preserve">    CustomerID INT PRIMARY KEY,</w:t>
+        <w:t xml:space="preserve">    </w:t>
+      </w:r>
+      <w:proofErr w:type="spellStart"/>
+      <w:r>
+        <w:rPr>
+          <w:rFonts w:ascii="Roboto Mono" w:hAnsi="Roboto Mono"/>
+        </w:rPr>
+        <w:t>CustomerID</w:t>
+      </w:r>
+      <w:proofErr w:type="spellEnd"/>
+      <w:r>
+        <w:rPr>
+          <w:rFonts w:ascii="Roboto Mono" w:hAnsi="Roboto Mono"/>
+        </w:rPr>
+        <w:t xml:space="preserve"> INT PRIMARY KEY,</w:t>
       </w:r>
     </w:p>
     <w:p>
@@ -7331,14 +8231,17 @@
       </w:pPr>
       <w:r>
         <w:rPr>
+          <w:rFonts w:ascii="Arial" w:hAnsi="Arial" w:cs="Arial"/>
           <w:b/>
           <w:sz w:val="18"/>
           <w:highlight w:val="lightGray"/>
         </w:rPr>
         <w:t xml:space="preserve"># Source: </w:t>
       </w:r>
-      <w:r>
-        <w:rPr>
+      <w:proofErr w:type="spellStart"/>
+      <w:r>
+        <w:rPr>
+          <w:rFonts w:ascii="Arial" w:hAnsi="Arial" w:cs="Arial"/>
           <w:b/>
           <w:color w:val="000000"/>
           <w:sz w:val="18"/>
@@ -7346,8 +8249,10 @@
         </w:rPr>
         <w:t>ScreenShot</w:t>
       </w:r>
-      <w:r>
-        <w:rPr>
+      <w:proofErr w:type="spellEnd"/>
+      <w:r>
+        <w:rPr>
+          <w:rFonts w:ascii="Arial" w:hAnsi="Arial" w:cs="Arial"/>
           <w:sz w:val="18"/>
           <w:highlight w:val="lightGray"/>
         </w:rPr>
@@ -7355,6 +8260,7 @@
       </w:r>
       <w:r>
         <w:rPr>
+          <w:rFonts w:ascii="Arial" w:hAnsi="Arial" w:cs="Arial"/>
           <w:b/>
           <w:sz w:val="18"/>
           <w:highlight w:val="lightGray"/>
@@ -7363,6 +8269,7 @@
       </w:r>
       <w:r>
         <w:rPr>
+          <w:rFonts w:ascii="Arial" w:hAnsi="Arial" w:cs="Arial"/>
           <w:sz w:val="18"/>
           <w:highlight w:val="lightGray"/>
         </w:rPr>
@@ -7370,6 +8277,7 @@
       </w:r>
       <w:r>
         <w:rPr>
+          <w:rFonts w:ascii="Arial" w:hAnsi="Arial" w:cs="Arial"/>
           <w:b/>
           <w:sz w:val="18"/>
           <w:highlight w:val="lightGray"/>
@@ -7378,13 +8286,33 @@
       </w:r>
       <w:r>
         <w:rPr>
-          <w:sz w:val="18"/>
-          <w:highlight w:val="lightGray"/>
-        </w:rPr>
-        <w:t xml:space="preserve"> [Persons Table -&gt; ID Column: 1, Name_En Column: Motasem Essam] -&gt; </w:t>
-      </w:r>
-      <w:r>
-        <w:rPr>
+          <w:rFonts w:ascii="Arial" w:hAnsi="Arial" w:cs="Arial"/>
+          <w:sz w:val="18"/>
+          <w:highlight w:val="lightGray"/>
+        </w:rPr>
+        <w:t xml:space="preserve"> [Persons Table -&gt; ID Column: 1, </w:t>
+      </w:r>
+      <w:proofErr w:type="spellStart"/>
+      <w:r>
+        <w:rPr>
+          <w:rFonts w:ascii="Arial" w:hAnsi="Arial" w:cs="Arial"/>
+          <w:sz w:val="18"/>
+          <w:highlight w:val="lightGray"/>
+        </w:rPr>
+        <w:t>Name_En</w:t>
+      </w:r>
+      <w:proofErr w:type="spellEnd"/>
+      <w:r>
+        <w:rPr>
+          <w:rFonts w:ascii="Arial" w:hAnsi="Arial" w:cs="Arial"/>
+          <w:sz w:val="18"/>
+          <w:highlight w:val="lightGray"/>
+        </w:rPr>
+        <w:t xml:space="preserve"> Column: Motasem Essam] -&gt; </w:t>
+      </w:r>
+      <w:r>
+        <w:rPr>
+          <w:rFonts w:ascii="Arial" w:hAnsi="Arial" w:cs="Arial"/>
           <w:b/>
           <w:sz w:val="18"/>
           <w:highlight w:val="lightGray"/>
@@ -7393,13 +8321,33 @@
       </w:r>
       <w:r>
         <w:rPr>
-          <w:sz w:val="18"/>
-          <w:highlight w:val="lightGray"/>
-        </w:rPr>
-        <w:t xml:space="preserve"> [Automation Table -&gt; ID Column: 16, Name_En Column: Screen Capture] -&gt; </w:t>
-      </w:r>
-      <w:r>
-        <w:rPr>
+          <w:rFonts w:ascii="Arial" w:hAnsi="Arial" w:cs="Arial"/>
+          <w:sz w:val="18"/>
+          <w:highlight w:val="lightGray"/>
+        </w:rPr>
+        <w:t xml:space="preserve"> [Automation Table -&gt; ID Column: 16, </w:t>
+      </w:r>
+      <w:proofErr w:type="spellStart"/>
+      <w:r>
+        <w:rPr>
+          <w:rFonts w:ascii="Arial" w:hAnsi="Arial" w:cs="Arial"/>
+          <w:sz w:val="18"/>
+          <w:highlight w:val="lightGray"/>
+        </w:rPr>
+        <w:t>Name_En</w:t>
+      </w:r>
+      <w:proofErr w:type="spellEnd"/>
+      <w:r>
+        <w:rPr>
+          <w:rFonts w:ascii="Arial" w:hAnsi="Arial" w:cs="Arial"/>
+          <w:sz w:val="18"/>
+          <w:highlight w:val="lightGray"/>
+        </w:rPr>
+        <w:t xml:space="preserve"> Column: Screen Capture] -&gt; </w:t>
+      </w:r>
+      <w:r>
+        <w:rPr>
+          <w:rFonts w:ascii="Arial" w:hAnsi="Arial" w:cs="Arial"/>
           <w:b/>
           <w:color w:val="000000"/>
           <w:sz w:val="18"/>
@@ -7409,14 +8357,36 @@
       </w:r>
       <w:r>
         <w:rPr>
-          <w:color w:val="000000"/>
-          <w:sz w:val="18"/>
-          <w:highlight w:val="lightGray"/>
-        </w:rPr>
-        <w:t>[Operating System: Wampserver64 -&gt; phpmyadmin]</w:t>
-      </w:r>
-      <w:r>
-        <w:rPr>
+          <w:rFonts w:ascii="Arial" w:hAnsi="Arial" w:cs="Arial"/>
+          <w:color w:val="000000"/>
+          <w:sz w:val="18"/>
+          <w:highlight w:val="lightGray"/>
+        </w:rPr>
+        <w:t xml:space="preserve">[Operating System: Wampserver64 -&gt; </w:t>
+      </w:r>
+      <w:proofErr w:type="spellStart"/>
+      <w:r>
+        <w:rPr>
+          <w:rFonts w:ascii="Arial" w:hAnsi="Arial" w:cs="Arial"/>
+          <w:color w:val="000000"/>
+          <w:sz w:val="18"/>
+          <w:highlight w:val="lightGray"/>
+        </w:rPr>
+        <w:t>phpmyadmin</w:t>
+      </w:r>
+      <w:proofErr w:type="spellEnd"/>
+      <w:r>
+        <w:rPr>
+          <w:rFonts w:ascii="Arial" w:hAnsi="Arial" w:cs="Arial"/>
+          <w:color w:val="000000"/>
+          <w:sz w:val="18"/>
+          <w:highlight w:val="lightGray"/>
+        </w:rPr>
+        <w:t>]</w:t>
+      </w:r>
+      <w:r>
+        <w:rPr>
+          <w:rFonts w:ascii="Arial" w:hAnsi="Arial" w:cs="Arial"/>
           <w:sz w:val="18"/>
           <w:highlight w:val="lightGray"/>
         </w:rPr>
@@ -7424,6 +8394,7 @@
       </w:r>
       <w:r>
         <w:rPr>
+          <w:rFonts w:ascii="Arial" w:hAnsi="Arial" w:cs="Arial"/>
           <w:b/>
           <w:sz w:val="18"/>
           <w:highlight w:val="lightGray"/>
@@ -7432,6 +8403,7 @@
       </w:r>
       <w:r>
         <w:rPr>
+          <w:rFonts w:ascii="Arial" w:hAnsi="Arial" w:cs="Arial"/>
           <w:sz w:val="18"/>
           <w:highlight w:val="lightGray"/>
         </w:rPr>
@@ -7448,6 +8420,7 @@
         <w:rPr>
           <w:noProof/>
         </w:rPr>
+        <w:lastRenderedPageBreak/>
         <w:drawing>
           <wp:inline distT="0" distB="0" distL="0" distR="0" wp14:anchorId="71F92597" wp14:editId="7E23FF79">
             <wp:extent cx="5943600" cy="2094230"/>
@@ -7675,6 +8648,7 @@
       </w:pPr>
       <w:r>
         <w:rPr>
+          <w:rFonts w:ascii="Arial" w:hAnsi="Arial" w:cs="Arial"/>
           <w:b/>
           <w:color w:val="000000"/>
           <w:sz w:val="18"/>
@@ -7684,14 +8658,36 @@
       </w:r>
       <w:r>
         <w:rPr>
-          <w:color w:val="000000"/>
-          <w:sz w:val="18"/>
-          <w:highlight w:val="lightGray"/>
-        </w:rPr>
-        <w:t xml:space="preserve">: Persons Table -&gt; ID Column: 1, Name_En Column: Motasem Essam] -&gt; </w:t>
-      </w:r>
-      <w:r>
-        <w:rPr>
+          <w:rFonts w:ascii="Arial" w:hAnsi="Arial" w:cs="Arial"/>
+          <w:color w:val="000000"/>
+          <w:sz w:val="18"/>
+          <w:highlight w:val="lightGray"/>
+        </w:rPr>
+        <w:t xml:space="preserve">: Persons Table -&gt; ID Column: 1, </w:t>
+      </w:r>
+      <w:proofErr w:type="spellStart"/>
+      <w:r>
+        <w:rPr>
+          <w:rFonts w:ascii="Arial" w:hAnsi="Arial" w:cs="Arial"/>
+          <w:color w:val="000000"/>
+          <w:sz w:val="18"/>
+          <w:highlight w:val="lightGray"/>
+        </w:rPr>
+        <w:t>Name_En</w:t>
+      </w:r>
+      <w:proofErr w:type="spellEnd"/>
+      <w:r>
+        <w:rPr>
+          <w:rFonts w:ascii="Arial" w:hAnsi="Arial" w:cs="Arial"/>
+          <w:color w:val="000000"/>
+          <w:sz w:val="18"/>
+          <w:highlight w:val="lightGray"/>
+        </w:rPr>
+        <w:t xml:space="preserve"> Column: Motasem Essam] -&gt; </w:t>
+      </w:r>
+      <w:r>
+        <w:rPr>
+          <w:rFonts w:ascii="Arial" w:hAnsi="Arial" w:cs="Arial"/>
           <w:b/>
           <w:color w:val="000000"/>
           <w:sz w:val="18"/>
@@ -7701,6 +8697,7 @@
       </w:r>
       <w:r>
         <w:rPr>
+          <w:rFonts w:ascii="Arial" w:hAnsi="Arial" w:cs="Arial"/>
           <w:color w:val="000000"/>
           <w:sz w:val="18"/>
           <w:highlight w:val="lightGray"/>
@@ -7709,6 +8706,7 @@
       </w:r>
       <w:r>
         <w:rPr>
+          <w:rFonts w:ascii="Arial" w:hAnsi="Arial" w:cs="Arial"/>
           <w:b/>
           <w:color w:val="000000"/>
           <w:sz w:val="18"/>
@@ -7718,6 +8716,7 @@
       </w:r>
       <w:r>
         <w:rPr>
+          <w:rFonts w:ascii="Arial" w:hAnsi="Arial" w:cs="Arial"/>
           <w:color w:val="000000"/>
           <w:sz w:val="18"/>
           <w:highlight w:val="lightGray"/>
@@ -7730,6 +8729,7 @@
         <w:rPr>
           <w:noProof/>
         </w:rPr>
+        <w:lastRenderedPageBreak/>
         <w:drawing>
           <wp:inline distT="0" distB="0" distL="0" distR="0" wp14:anchorId="1E17C769" wp14:editId="1149C377">
             <wp:extent cx="5943600" cy="1213485"/>
@@ -8145,6 +9145,7 @@
       </w:pPr>
       <w:r>
         <w:rPr>
+          <w:rFonts w:ascii="Arial" w:hAnsi="Arial" w:cs="Arial"/>
           <w:b/>
           <w:color w:val="000000"/>
           <w:sz w:val="18"/>
@@ -8154,14 +9155,36 @@
       </w:r>
       <w:r>
         <w:rPr>
-          <w:color w:val="000000"/>
-          <w:sz w:val="18"/>
-          <w:highlight w:val="lightGray"/>
-        </w:rPr>
-        <w:t xml:space="preserve">: Persons Table -&gt; ID Column: 1, Name_En Column: Motasem Essam] -&gt; </w:t>
-      </w:r>
-      <w:r>
-        <w:rPr>
+          <w:rFonts w:ascii="Arial" w:hAnsi="Arial" w:cs="Arial"/>
+          <w:color w:val="000000"/>
+          <w:sz w:val="18"/>
+          <w:highlight w:val="lightGray"/>
+        </w:rPr>
+        <w:t xml:space="preserve">: Persons Table -&gt; ID Column: 1, </w:t>
+      </w:r>
+      <w:proofErr w:type="spellStart"/>
+      <w:r>
+        <w:rPr>
+          <w:rFonts w:ascii="Arial" w:hAnsi="Arial" w:cs="Arial"/>
+          <w:color w:val="000000"/>
+          <w:sz w:val="18"/>
+          <w:highlight w:val="lightGray"/>
+        </w:rPr>
+        <w:t>Name_En</w:t>
+      </w:r>
+      <w:proofErr w:type="spellEnd"/>
+      <w:r>
+        <w:rPr>
+          <w:rFonts w:ascii="Arial" w:hAnsi="Arial" w:cs="Arial"/>
+          <w:color w:val="000000"/>
+          <w:sz w:val="18"/>
+          <w:highlight w:val="lightGray"/>
+        </w:rPr>
+        <w:t xml:space="preserve"> Column: Motasem Essam] -&gt; </w:t>
+      </w:r>
+      <w:r>
+        <w:rPr>
+          <w:rFonts w:ascii="Arial" w:hAnsi="Arial" w:cs="Arial"/>
           <w:b/>
           <w:color w:val="000000"/>
           <w:sz w:val="18"/>
@@ -8171,6 +9194,7 @@
       </w:r>
       <w:r>
         <w:rPr>
+          <w:rFonts w:ascii="Arial" w:hAnsi="Arial" w:cs="Arial"/>
           <w:color w:val="000000"/>
           <w:sz w:val="18"/>
           <w:highlight w:val="lightGray"/>
@@ -8179,6 +9203,7 @@
       </w:r>
       <w:r>
         <w:rPr>
+          <w:rFonts w:ascii="Arial" w:hAnsi="Arial" w:cs="Arial"/>
           <w:b/>
           <w:color w:val="000000"/>
           <w:sz w:val="18"/>
@@ -8188,6 +9213,7 @@
       </w:r>
       <w:r>
         <w:rPr>
+          <w:rFonts w:ascii="Arial" w:hAnsi="Arial" w:cs="Arial"/>
           <w:color w:val="000000"/>
           <w:sz w:val="18"/>
           <w:highlight w:val="lightGray"/>
@@ -8360,6 +9386,7 @@
         <w:rPr>
           <w:rFonts w:ascii="Roboto Mono" w:hAnsi="Roboto Mono"/>
         </w:rPr>
+        <w:lastRenderedPageBreak/>
         <w:t xml:space="preserve">      </w:t>
       </w:r>
       <w:r>
@@ -8440,6 +9467,7 @@
     <w:p>
       <w:r>
         <w:rPr>
+          <w:rFonts w:ascii="Arial" w:hAnsi="Arial" w:cs="Arial"/>
           <w:b/>
           <w:color w:val="000000"/>
           <w:sz w:val="18"/>
@@ -8449,14 +9477,36 @@
       </w:r>
       <w:r>
         <w:rPr>
-          <w:color w:val="000000"/>
-          <w:sz w:val="18"/>
-          <w:highlight w:val="lightGray"/>
-        </w:rPr>
-        <w:t xml:space="preserve">: Persons Table -&gt; ID Column: 1, Name_En Column: Motasem Essam] -&gt; </w:t>
-      </w:r>
-      <w:r>
-        <w:rPr>
+          <w:rFonts w:ascii="Arial" w:hAnsi="Arial" w:cs="Arial"/>
+          <w:color w:val="000000"/>
+          <w:sz w:val="18"/>
+          <w:highlight w:val="lightGray"/>
+        </w:rPr>
+        <w:t xml:space="preserve">: Persons Table -&gt; ID Column: 1, </w:t>
+      </w:r>
+      <w:proofErr w:type="spellStart"/>
+      <w:r>
+        <w:rPr>
+          <w:rFonts w:ascii="Arial" w:hAnsi="Arial" w:cs="Arial"/>
+          <w:color w:val="000000"/>
+          <w:sz w:val="18"/>
+          <w:highlight w:val="lightGray"/>
+        </w:rPr>
+        <w:t>Name_En</w:t>
+      </w:r>
+      <w:proofErr w:type="spellEnd"/>
+      <w:r>
+        <w:rPr>
+          <w:rFonts w:ascii="Arial" w:hAnsi="Arial" w:cs="Arial"/>
+          <w:color w:val="000000"/>
+          <w:sz w:val="18"/>
+          <w:highlight w:val="lightGray"/>
+        </w:rPr>
+        <w:t xml:space="preserve"> Column: Motasem Essam] -&gt; </w:t>
+      </w:r>
+      <w:r>
+        <w:rPr>
+          <w:rFonts w:ascii="Arial" w:hAnsi="Arial" w:cs="Arial"/>
           <w:b/>
           <w:color w:val="000000"/>
           <w:sz w:val="18"/>
@@ -8466,6 +9516,7 @@
       </w:r>
       <w:r>
         <w:rPr>
+          <w:rFonts w:ascii="Arial" w:hAnsi="Arial" w:cs="Arial"/>
           <w:color w:val="000000"/>
           <w:sz w:val="18"/>
           <w:highlight w:val="lightGray"/>
@@ -8474,6 +9525,7 @@
       </w:r>
       <w:r>
         <w:rPr>
+          <w:rFonts w:ascii="Arial" w:hAnsi="Arial" w:cs="Arial"/>
           <w:b/>
           <w:color w:val="000000"/>
           <w:sz w:val="18"/>
@@ -8483,6 +9535,7 @@
       </w:r>
       <w:r>
         <w:rPr>
+          <w:rFonts w:ascii="Arial" w:hAnsi="Arial" w:cs="Arial"/>
           <w:color w:val="000000"/>
           <w:sz w:val="18"/>
           <w:highlight w:val="lightGray"/>
@@ -8853,6 +9906,7 @@
           <w:b/>
           <w:bCs/>
         </w:rPr>
+        <w:lastRenderedPageBreak/>
         <w:t>DROP TABLE</w:t>
       </w:r>
     </w:p>
@@ -8963,6 +10017,7 @@
     <w:p>
       <w:r>
         <w:rPr>
+          <w:rFonts w:ascii="Arial" w:hAnsi="Arial" w:cs="Arial"/>
           <w:b/>
           <w:color w:val="000000"/>
           <w:sz w:val="18"/>
@@ -8972,14 +10027,36 @@
       </w:r>
       <w:r>
         <w:rPr>
-          <w:color w:val="000000"/>
-          <w:sz w:val="18"/>
-          <w:highlight w:val="lightGray"/>
-        </w:rPr>
-        <w:t xml:space="preserve">: Persons Table -&gt; ID Column: 1, Name_En Column: Motasem Essam] -&gt; </w:t>
-      </w:r>
-      <w:r>
-        <w:rPr>
+          <w:rFonts w:ascii="Arial" w:hAnsi="Arial" w:cs="Arial"/>
+          <w:color w:val="000000"/>
+          <w:sz w:val="18"/>
+          <w:highlight w:val="lightGray"/>
+        </w:rPr>
+        <w:t xml:space="preserve">: Persons Table -&gt; ID Column: 1, </w:t>
+      </w:r>
+      <w:proofErr w:type="spellStart"/>
+      <w:r>
+        <w:rPr>
+          <w:rFonts w:ascii="Arial" w:hAnsi="Arial" w:cs="Arial"/>
+          <w:color w:val="000000"/>
+          <w:sz w:val="18"/>
+          <w:highlight w:val="lightGray"/>
+        </w:rPr>
+        <w:t>Name_En</w:t>
+      </w:r>
+      <w:proofErr w:type="spellEnd"/>
+      <w:r>
+        <w:rPr>
+          <w:rFonts w:ascii="Arial" w:hAnsi="Arial" w:cs="Arial"/>
+          <w:color w:val="000000"/>
+          <w:sz w:val="18"/>
+          <w:highlight w:val="lightGray"/>
+        </w:rPr>
+        <w:t xml:space="preserve"> Column: Motasem Essam] -&gt; </w:t>
+      </w:r>
+      <w:r>
+        <w:rPr>
+          <w:rFonts w:ascii="Arial" w:hAnsi="Arial" w:cs="Arial"/>
           <w:b/>
           <w:color w:val="000000"/>
           <w:sz w:val="18"/>
@@ -8989,6 +10066,7 @@
       </w:r>
       <w:r>
         <w:rPr>
+          <w:rFonts w:ascii="Arial" w:hAnsi="Arial" w:cs="Arial"/>
           <w:color w:val="000000"/>
           <w:sz w:val="18"/>
           <w:highlight w:val="lightGray"/>
@@ -8997,6 +10075,7 @@
       </w:r>
       <w:r>
         <w:rPr>
+          <w:rFonts w:ascii="Arial" w:hAnsi="Arial" w:cs="Arial"/>
           <w:b/>
           <w:color w:val="000000"/>
           <w:sz w:val="18"/>
@@ -9006,6 +10085,7 @@
       </w:r>
       <w:r>
         <w:rPr>
+          <w:rFonts w:ascii="Arial" w:hAnsi="Arial" w:cs="Arial"/>
           <w:color w:val="000000"/>
           <w:sz w:val="18"/>
           <w:highlight w:val="lightGray"/>
